--- a/templates/SH_Global_Career_Summary_WAM_US.docx
+++ b/templates/SH_Global_Career_Summary_WAM_US.docx
@@ -7,9 +7,6 @@
         <w:pStyle w:val="42DOC-SPACER"/>
         <w:ind w:left="-270"/>
       </w:pPr>
-      <w:bookmarkStart w:id="0" w:name="_Hlk68511670"/>
-      <w:bookmarkStart w:id="1" w:name="_Hlk68510473"/>
-      <w:bookmarkStart w:id="2" w:name="_Hlk208217268"/>
     </w:p>
     <w:p>
       <w:pPr>
@@ -55,9 +52,7 @@
         </w:rPr>
         <w:t>Candidate Profile</w:t>
       </w:r>
-      <w:bookmarkStart w:id="3" w:name="Text8"/>
-    </w:p>
-    <w:bookmarkEnd w:id="3"/>
+    </w:p>
     <w:p>
       <w:pPr>
         <w:pStyle w:val="42DOC-SPACER"/>
@@ -81,25 +76,8 @@
         <w:pStyle w:val="41DOC-CLIENTJOB"/>
       </w:pPr>
       <w:r>
-        <w:fldChar w:fldCharType="begin">
-          <w:ffData>
-            <w:name w:val="Text31"/>
-            <w:enabled/>
-            <w:calcOnExit w:val="0"/>
-            <w:textInput>
-              <w:default w:val="{{CANDIDATE_NAME}}"/>
-            </w:textInput>
-          </w:ffData>
-        </w:fldChar>
-      </w:r>
-      <w:bookmarkStart w:id="4" w:name="Text31"/>
-      <w:r>
-        <w:instrText xml:space="preserve"> FORMTEXT </w:instrText>
-        <w:fldChar w:fldCharType="separate"/>
         <w:t>{{CANDIDATE_NAME}}</w:t>
-        <w:fldChar w:fldCharType="end"/>
-      </w:r>
-      <w:bookmarkEnd w:id="4"/>
+      </w:r>
       <w:r>
         <w:t xml:space="preserve"> </w:t>
       </w:r>
@@ -116,20 +94,7 @@
         <w:t xml:space="preserve"> </w:t>
       </w:r>
       <w:r>
-        <w:fldChar w:fldCharType="begin">
-          <w:ffData>
-            <w:name w:val=""/>
-            <w:enabled/>
-            <w:calcOnExit w:val="0"/>
-            <w:textInput>
-              <w:default w:val="{{CURRENT_EMPLOYER}}"/>
-            </w:textInput>
-          </w:ffData>
-        </w:fldChar>
-        <w:instrText xml:space="preserve"> FORMTEXT </w:instrText>
-        <w:fldChar w:fldCharType="separate"/>
         <w:t>{{CURRENT_EMPLOYER}}</w:t>
-        <w:fldChar w:fldCharType="end"/>
       </w:r>
     </w:p>
     <w:p>
@@ -155,20 +120,7 @@
         <w:pStyle w:val="41DOC-CLIENTJOB"/>
       </w:pPr>
       <w:r>
-        <w:fldChar w:fldCharType="begin">
-          <w:ffData>
-            <w:name w:val=""/>
-            <w:enabled/>
-            <w:calcOnExit w:val="0"/>
-            <w:textInput>
-              <w:default w:val="{{CLIENT_COMPANY}}"/>
-            </w:textInput>
-          </w:ffData>
-        </w:fldChar>
-        <w:instrText xml:space="preserve"> FORMTEXT </w:instrText>
-        <w:fldChar w:fldCharType="separate"/>
         <w:t>{{CLIENT_COMPANY}}</w:t>
-        <w:fldChar w:fldCharType="end"/>
       </w:r>
     </w:p>
     <w:p>
@@ -186,20 +138,7 @@
           <w:sz w:val="29"/>
           <w:szCs w:val="29"/>
         </w:rPr>
-        <w:fldChar w:fldCharType="begin">
-          <w:ffData>
-            <w:name w:val=""/>
-            <w:enabled/>
-            <w:calcOnExit w:val="0"/>
-            <w:textInput>
-              <w:default w:val="{{SEARCH_TITLE}}"/>
-            </w:textInput>
-          </w:ffData>
-        </w:fldChar>
-        <w:instrText xml:space="preserve"> FORMTEXT </w:instrText>
-        <w:fldChar w:fldCharType="separate"/>
         <w:t>{{SEARCH_TITLE}}</w:t>
-        <w:fldChar w:fldCharType="end"/>
       </w:r>
     </w:p>
     <w:p>
@@ -375,9 +314,6 @@
           <w:color w:val="012249"/>
         </w:rPr>
       </w:pPr>
-      <w:bookmarkStart w:id="5" w:name="_Hlk68520441"/>
-      <w:bookmarkEnd w:id="0"/>
-      <w:bookmarkEnd w:id="1"/>
       <w:r>
         <w:rPr>
           <w:noProof w:val="0"/>
@@ -393,7 +329,6 @@
           <w:lang w:bidi="en-US"/>
         </w:rPr>
       </w:pPr>
-      <w:bookmarkStart w:id="6" w:name="_Hlk68524846"/>
     </w:p>
     <w:p>
       <w:pPr>
@@ -411,20 +346,7 @@
         <w:rPr>
           <w:noProof w:val="0"/>
         </w:rPr>
-        <w:fldChar w:fldCharType="begin">
-          <w:ffData>
-            <w:name w:val=""/>
-            <w:enabled/>
-            <w:calcOnExit w:val="0"/>
-            <w:textInput>
-              <w:default w:val="[INSERT TEXT]"/>
-            </w:textInput>
-          </w:ffData>
-        </w:fldChar>
-        <w:instrText xml:space="preserve"> FORMTEXT </w:instrText>
-        <w:fldChar w:fldCharType="separate"/>
         <w:t>[INSERT TEXT]</w:t>
-        <w:fldChar w:fldCharType="end"/>
       </w:r>
     </w:p>
     <w:p>
@@ -462,20 +384,7 @@
         <w:rPr>
           <w:noProof w:val="0"/>
         </w:rPr>
-        <w:fldChar w:fldCharType="begin">
-          <w:ffData>
-            <w:name w:val=""/>
-            <w:enabled/>
-            <w:calcOnExit w:val="0"/>
-            <w:textInput>
-              <w:default w:val="[INSERT TEXT]"/>
-            </w:textInput>
-          </w:ffData>
-        </w:fldChar>
-        <w:instrText xml:space="preserve"> FORMTEXT </w:instrText>
-        <w:fldChar w:fldCharType="separate"/>
         <w:t>[INSERT TEXT]</w:t>
-        <w:fldChar w:fldCharType="end"/>
       </w:r>
     </w:p>
     <w:p>
@@ -512,20 +421,7 @@
         <w:rPr>
           <w:noProof w:val="0"/>
         </w:rPr>
-        <w:fldChar w:fldCharType="begin">
-          <w:ffData>
-            <w:name w:val=""/>
-            <w:enabled/>
-            <w:calcOnExit w:val="0"/>
-            <w:textInput>
-              <w:default w:val="[INSERT TEXT]"/>
-            </w:textInput>
-          </w:ffData>
-        </w:fldChar>
-        <w:instrText xml:space="preserve"> FORMTEXT </w:instrText>
-        <w:fldChar w:fldCharType="separate"/>
         <w:t>[INSERT TEXT]</w:t>
-        <w:fldChar w:fldCharType="end"/>
       </w:r>
     </w:p>
     <w:p>
@@ -562,20 +458,7 @@
         <w:rPr>
           <w:noProof w:val="0"/>
         </w:rPr>
-        <w:fldChar w:fldCharType="begin">
-          <w:ffData>
-            <w:name w:val=""/>
-            <w:enabled/>
-            <w:calcOnExit w:val="0"/>
-            <w:textInput>
-              <w:default w:val="[INSERT TEXT]"/>
-            </w:textInput>
-          </w:ffData>
-        </w:fldChar>
-        <w:instrText xml:space="preserve"> FORMTEXT </w:instrText>
-        <w:fldChar w:fldCharType="separate"/>
         <w:t>[INSERT TEXT]</w:t>
-        <w:fldChar w:fldCharType="end"/>
       </w:r>
     </w:p>
     <w:p>
@@ -600,7 +483,6 @@
         <w:t>:</w:t>
       </w:r>
     </w:p>
-    <w:bookmarkEnd w:id="6"/>
     <w:p>
       <w:pPr>
         <w:pStyle w:val="20A"/>
@@ -613,23 +495,9 @@
         <w:rPr>
           <w:noProof w:val="0"/>
         </w:rPr>
-        <w:fldChar w:fldCharType="begin">
-          <w:ffData>
-            <w:name w:val=""/>
-            <w:enabled/>
-            <w:calcOnExit w:val="0"/>
-            <w:textInput>
-              <w:default w:val="[INSERT TEXT]"/>
-            </w:textInput>
-          </w:ffData>
-        </w:fldChar>
-        <w:instrText xml:space="preserve"> FORMTEXT </w:instrText>
-        <w:fldChar w:fldCharType="separate"/>
         <w:t>[INSERT TEXT]</w:t>
-        <w:fldChar w:fldCharType="end"/>
-      </w:r>
-    </w:p>
-    <w:bookmarkEnd w:id="5"/>
+      </w:r>
+    </w:p>
     <w:p>
       <w:pPr>
         <w:pStyle w:val="26A-BOD"/>
@@ -664,20 +532,7 @@
         <w:rPr>
           <w:noProof w:val="0"/>
         </w:rPr>
-        <w:fldChar w:fldCharType="begin">
-          <w:ffData>
-            <w:name w:val=""/>
-            <w:enabled/>
-            <w:calcOnExit w:val="0"/>
-            <w:textInput>
-              <w:default w:val="[INSERT TEXT]"/>
-            </w:textInput>
-          </w:ffData>
-        </w:fldChar>
-        <w:instrText xml:space="preserve"> FORMTEXT </w:instrText>
-        <w:fldChar w:fldCharType="separate"/>
         <w:t>[INSERT TEXT]</w:t>
-        <w:fldChar w:fldCharType="end"/>
       </w:r>
     </w:p>
     <w:p>
@@ -714,20 +569,7 @@
         <w:rPr>
           <w:noProof w:val="0"/>
         </w:rPr>
-        <w:fldChar w:fldCharType="begin">
-          <w:ffData>
-            <w:name w:val=""/>
-            <w:enabled/>
-            <w:calcOnExit w:val="0"/>
-            <w:textInput>
-              <w:default w:val="[INSERT TEXT]"/>
-            </w:textInput>
-          </w:ffData>
-        </w:fldChar>
-        <w:instrText xml:space="preserve"> FORMTEXT </w:instrText>
-        <w:fldChar w:fldCharType="separate"/>
         <w:t>[INSERT TEXT]</w:t>
-        <w:fldChar w:fldCharType="end"/>
       </w:r>
     </w:p>
     <w:p>
@@ -770,20 +612,7 @@
           <w:szCs w:val="21"/>
           <w:lang w:bidi="en-US"/>
         </w:rPr>
-        <w:fldChar w:fldCharType="begin">
-          <w:ffData>
-            <w:name w:val=""/>
-            <w:enabled/>
-            <w:calcOnExit w:val="0"/>
-            <w:textInput>
-              <w:default w:val="[INSERT TEXT]"/>
-            </w:textInput>
-          </w:ffData>
-        </w:fldChar>
-        <w:instrText xml:space="preserve"> FORMTEXT </w:instrText>
-        <w:fldChar w:fldCharType="separate"/>
         <w:t>[INSERT TEXT]</w:t>
-        <w:fldChar w:fldCharType="end"/>
       </w:r>
     </w:p>
     <w:p>
@@ -1012,8 +841,6 @@
       </w:pPr>
       <w:r>
         <w:tab/>
-      </w:r>
-      <w:r>
         <w:t>{{EDU_1_DEGREE}}</w:t>
       </w:r>
     </w:p>
@@ -1026,8 +853,6 @@
       </w:pPr>
       <w:r>
         <w:tab/>
-      </w:r>
-      <w:r>
         <w:t>{{EDU_1_EXTRA}}</w:t>
       </w:r>
     </w:p>
@@ -1070,8 +895,6 @@
       </w:pPr>
       <w:r>
         <w:tab/>
-      </w:r>
-      <w:r>
         <w:t>{{EDU_2_DEGREE}}</w:t>
       </w:r>
     </w:p>
@@ -1084,8 +907,6 @@
       </w:pPr>
       <w:r>
         <w:tab/>
-      </w:r>
-      <w:r>
         <w:t>{{EDU_2_EXTRA}}</w:t>
       </w:r>
     </w:p>
@@ -1157,20 +978,7 @@
           <w:sz w:val="20"/>
           <w:szCs w:val="20"/>
         </w:rPr>
-        <w:fldChar w:fldCharType="begin">
-          <w:ffData>
-            <w:name w:val=""/>
-            <w:enabled/>
-            <w:calcOnExit w:val="0"/>
-            <w:textInput>
-              <w:default w:val="Qualification"/>
-            </w:textInput>
-          </w:ffData>
-        </w:fldChar>
-        <w:instrText xml:space="preserve"> FORMTEXT </w:instrText>
-        <w:fldChar w:fldCharType="separate"/>
         <w:t>Qualification</w:t>
-        <w:fldChar w:fldCharType="end"/>
       </w:r>
     </w:p>
     <w:p>
@@ -1204,20 +1012,7 @@
           <w:sz w:val="20"/>
           <w:szCs w:val="20"/>
         </w:rPr>
-        <w:fldChar w:fldCharType="begin">
-          <w:ffData>
-            <w:name w:val=""/>
-            <w:enabled/>
-            <w:calcOnExit w:val="0"/>
-            <w:textInput>
-              <w:default w:val="Role, Organization - City, ST (YYYY - YYYY)"/>
-            </w:textInput>
-          </w:ffData>
-        </w:fldChar>
-        <w:instrText xml:space="preserve"> FORMTEXT </w:instrText>
-        <w:fldChar w:fldCharType="separate"/>
         <w:t>Role, Organization - City, ST (YYYY - YYYY)</w:t>
-        <w:fldChar w:fldCharType="end"/>
       </w:r>
     </w:p>
     <w:p>
@@ -1252,20 +1047,7 @@
         </w:rPr>
         <w:tab/>
         <w:tab/>
-        <w:fldChar w:fldCharType="begin">
-          <w:ffData>
-            <w:name w:val=""/>
-            <w:enabled/>
-            <w:calcOnExit w:val="0"/>
-            <w:textInput>
-              <w:default w:val="Featured Speaker, XYZ Event (Month YYYY)"/>
-            </w:textInput>
-          </w:ffData>
-        </w:fldChar>
-        <w:instrText xml:space="preserve"> FORMTEXT </w:instrText>
-        <w:fldChar w:fldCharType="separate"/>
         <w:t>Featured Speaker, XYZ Event (Month YYYY)</w:t>
-        <w:fldChar w:fldCharType="end"/>
       </w:r>
     </w:p>
     <w:p>
@@ -1305,20 +1087,7 @@
           <w:sz w:val="20"/>
           <w:szCs w:val="20"/>
         </w:rPr>
-        <w:fldChar w:fldCharType="begin">
-          <w:ffData>
-            <w:name w:val=""/>
-            <w:enabled/>
-            <w:calcOnExit w:val="0"/>
-            <w:textInput>
-              <w:default w:val="ADD"/>
-            </w:textInput>
-          </w:ffData>
-        </w:fldChar>
-        <w:instrText xml:space="preserve"> FORMTEXT </w:instrText>
-        <w:fldChar w:fldCharType="separate"/>
         <w:t>ADD</w:t>
-        <w:fldChar w:fldCharType="end"/>
       </w:r>
     </w:p>
     <w:p>
@@ -1354,20 +1123,7 @@
           <w:sz w:val="20"/>
           <w:szCs w:val="20"/>
         </w:rPr>
-        <w:fldChar w:fldCharType="begin">
-          <w:ffData>
-            <w:name w:val=""/>
-            <w:enabled/>
-            <w:calcOnExit w:val="0"/>
-            <w:textInput>
-              <w:default w:val="ADD"/>
-            </w:textInput>
-          </w:ffData>
-        </w:fldChar>
-        <w:instrText xml:space="preserve"> FORMTEXT </w:instrText>
-        <w:fldChar w:fldCharType="separate"/>
         <w:t>ADD</w:t>
-        <w:fldChar w:fldCharType="end"/>
       </w:r>
     </w:p>
     <w:p>
@@ -1403,36 +1159,10 @@
           <w:sz w:val="20"/>
           <w:szCs w:val="20"/>
         </w:rPr>
-        <w:fldChar w:fldCharType="begin">
-          <w:ffData>
-            <w:name w:val=""/>
-            <w:enabled/>
-            <w:calcOnExit w:val="0"/>
-            <w:textInput>
-              <w:default w:val="ADD"/>
-            </w:textInput>
-          </w:ffData>
-        </w:fldChar>
-        <w:instrText xml:space="preserve"> FORMTEXT </w:instrText>
-        <w:fldChar w:fldCharType="separate"/>
         <w:t>ADD</w:t>
-        <w:fldChar w:fldCharType="end"/>
         <w:tab/>
         <w:tab/>
-        <w:fldChar w:fldCharType="begin">
-          <w:ffData>
-            <w:name w:val="Text14"/>
-            <w:enabled/>
-            <w:calcOnExit w:val="0"/>
-            <w:textInput>
-              <w:default w:val="Level  (Native / Bilingual, Fluent, Conversational, etc.)"/>
-            </w:textInput>
-          </w:ffData>
-        </w:fldChar>
-        <w:instrText xml:space="preserve"> FORMTEXT </w:instrText>
-        <w:fldChar w:fldCharType="separate"/>
         <w:t>Level  (Native / Bilingual, Fluent, Conversational, etc.)</w:t>
-        <w:fldChar w:fldCharType="end"/>
       </w:r>
     </w:p>
     <w:p>
@@ -1481,20 +1211,7 @@
           <w:sz w:val="20"/>
           <w:szCs w:val="20"/>
         </w:rPr>
-        <w:fldChar w:fldCharType="begin">
-          <w:ffData>
-            <w:name w:val=""/>
-            <w:enabled/>
-            <w:calcOnExit w:val="0"/>
-            <w:textInput>
-              <w:default w:val="ADD"/>
-            </w:textInput>
-          </w:ffData>
-        </w:fldChar>
-        <w:instrText xml:space="preserve"> FORMTEXT </w:instrText>
-        <w:fldChar w:fldCharType="separate"/>
         <w:t>ADD</w:t>
-        <w:fldChar w:fldCharType="end"/>
       </w:r>
     </w:p>
     <w:p>

--- a/templates/SH_Global_Career_Summary_WAM_US.docx
+++ b/templates/SH_Global_Career_Summary_WAM_US.docx
@@ -160,7 +160,7 @@
       <w:pPr>
         <w:ind w:left="-270"/>
         <w:rPr>
-          <w:rFonts w:ascii="Arial Nova Light" w:hAnsi="Arial Nova Light"/>
+          <w:rFonts w:ascii="Raleway" w:hAnsi="Raleway"/>
           <w:color w:val="00B0F0"/>
           <w:sz w:val="27"/>
           <w:szCs w:val="27"/>
@@ -404,7 +404,7 @@
       </w:r>
       <w:r>
         <w:rPr>
-          <w:rFonts w:ascii="Arial Nova Light" w:hAnsi="Arial Nova Light"/>
+          <w:rFonts w:ascii="Raleway" w:hAnsi="Raleway"/>
         </w:rPr>
         <w:t>:</w:t>
       </w:r>
@@ -441,7 +441,7 @@
       </w:r>
       <w:r>
         <w:rPr>
-          <w:rFonts w:ascii="Arial Nova Light" w:hAnsi="Arial Nova Light"/>
+          <w:rFonts w:ascii="Raleway" w:hAnsi="Raleway"/>
         </w:rPr>
         <w:t>:</w:t>
       </w:r>
@@ -478,7 +478,7 @@
       </w:r>
       <w:r>
         <w:rPr>
-          <w:rFonts w:ascii="Arial Nova Light" w:hAnsi="Arial Nova Light"/>
+          <w:rFonts w:ascii="Raleway" w:hAnsi="Raleway"/>
         </w:rPr>
         <w:t>:</w:t>
       </w:r>
@@ -515,7 +515,7 @@
       </w:r>
       <w:r>
         <w:rPr>
-          <w:rFonts w:ascii="Arial Nova Light" w:hAnsi="Arial Nova Light"/>
+          <w:rFonts w:ascii="Raleway" w:hAnsi="Raleway"/>
         </w:rPr>
         <w:t>:</w:t>
       </w:r>
@@ -552,7 +552,7 @@
       </w:r>
       <w:r>
         <w:rPr>
-          <w:rFonts w:ascii="Arial Nova Light" w:hAnsi="Arial Nova Light"/>
+          <w:rFonts w:ascii="Raleway" w:hAnsi="Raleway"/>
         </w:rPr>
         <w:t>:</w:t>
       </w:r>
@@ -589,7 +589,7 @@
       </w:r>
       <w:r>
         <w:rPr>
-          <w:rFonts w:ascii="Arial Nova Light" w:hAnsi="Arial Nova Light"/>
+          <w:rFonts w:ascii="Raleway" w:hAnsi="Raleway"/>
         </w:rPr>
         <w:t>:</w:t>
       </w:r>
@@ -599,7 +599,7 @@
         <w:pStyle w:val="SHTextBold"/>
         <w:ind w:left="-274" w:right="-475"/>
         <w:rPr>
-          <w:rFonts w:ascii="Arial Nova Light" w:hAnsi="Arial Nova Light"/>
+          <w:rFonts w:ascii="Raleway" w:hAnsi="Raleway"/>
           <w:sz w:val="21"/>
           <w:szCs w:val="21"/>
           <w:lang w:bidi="en-US"/>
@@ -607,7 +607,7 @@
       </w:pPr>
       <w:r>
         <w:rPr>
-          <w:rFonts w:ascii="Arial Nova Light" w:hAnsi="Arial Nova Light"/>
+          <w:rFonts w:ascii="Raleway" w:hAnsi="Raleway"/>
           <w:sz w:val="21"/>
           <w:szCs w:val="21"/>
           <w:lang w:bidi="en-US"/>
@@ -791,7 +791,7 @@
         <w:pStyle w:val="SHText"/>
         <w:ind w:left="-274" w:right="-475"/>
         <w:rPr>
-          <w:rFonts w:ascii="Arial Nova" w:hAnsi="Arial Nova"/>
+          <w:rFonts w:ascii="Raleway Medium" w:hAnsi="Raleway Medium"/>
           <w:b/>
           <w:bCs/>
           <w:spacing w:val="6"/>
@@ -799,7 +799,7 @@
       </w:pPr>
       <w:r>
         <w:rPr>
-          <w:rFonts w:ascii="Arial Nova" w:hAnsi="Arial Nova"/>
+          <w:rFonts w:ascii="Raleway Medium" w:hAnsi="Raleway Medium"/>
           <w:b/>
           <w:bCs/>
           <w:spacing w:val="6"/>
@@ -916,7 +916,7 @@
         <w:spacing w:after="280"/>
         <w:ind w:left="-270" w:right="-475"/>
         <w:rPr>
-          <w:rFonts w:ascii="Arial Nova" w:hAnsi="Arial Nova"/>
+          <w:rFonts w:ascii="Raleway Medium" w:hAnsi="Raleway Medium"/>
           <w:b/>
           <w:bCs/>
           <w:spacing w:val="6"/>
@@ -924,7 +924,7 @@
       </w:pPr>
       <w:r>
         <w:rPr>
-          <w:rFonts w:ascii="Arial Nova" w:hAnsi="Arial Nova"/>
+          <w:rFonts w:ascii="Raleway Medium" w:hAnsi="Raleway Medium"/>
           <w:b/>
           <w:bCs/>
           <w:spacing w:val="6"/>
@@ -960,7 +960,7 @@
       </w:pPr>
       <w:r>
         <w:rPr>
-          <w:rFonts w:ascii="Franklin Gothic Medium" w:hAnsi="Franklin Gothic Medium"/>
+          <w:rFonts w:ascii="Raleway Medium" w:hAnsi="Raleway Medium"/>
           <w:bCs/>
         </w:rPr>
         <w:t>Technical Skills</w:t>
@@ -1000,7 +1000,7 @@
       </w:pPr>
       <w:r>
         <w:rPr>
-          <w:rFonts w:ascii="Franklin Gothic Medium" w:hAnsi="Franklin Gothic Medium"/>
+          <w:rFonts w:ascii="Raleway Medium" w:hAnsi="Raleway Medium"/>
           <w:bCs/>
         </w:rPr>
         <w:t>Affiliations</w:t>
@@ -1034,7 +1034,7 @@
       </w:pPr>
       <w:r>
         <w:rPr>
-          <w:rFonts w:ascii="Franklin Gothic Medium" w:hAnsi="Franklin Gothic Medium"/>
+          <w:rFonts w:ascii="Raleway Medium" w:hAnsi="Raleway Medium"/>
           <w:bCs/>
         </w:rPr>
         <w:t>Media</w:t>
@@ -1069,7 +1069,7 @@
       </w:pPr>
       <w:r>
         <w:rPr>
-          <w:rFonts w:ascii="Franklin Gothic Medium" w:hAnsi="Franklin Gothic Medium"/>
+          <w:rFonts w:ascii="Raleway Medium" w:hAnsi="Raleway Medium"/>
           <w:bCs/>
         </w:rPr>
         <w:t>Publications</w:t>
@@ -1109,7 +1109,7 @@
       </w:pPr>
       <w:r>
         <w:rPr>
-          <w:rFonts w:ascii="Franklin Gothic Medium" w:hAnsi="Franklin Gothic Medium"/>
+          <w:rFonts w:ascii="Raleway Medium" w:hAnsi="Raleway Medium"/>
           <w:bCs/>
         </w:rPr>
         <w:t>Nationality</w:t>
@@ -1145,7 +1145,7 @@
       </w:pPr>
       <w:r>
         <w:rPr>
-          <w:rFonts w:ascii="Franklin Gothic Medium" w:hAnsi="Franklin Gothic Medium"/>
+          <w:rFonts w:ascii="Raleway Medium" w:hAnsi="Raleway Medium"/>
           <w:bCs/>
         </w:rPr>
         <w:t>Languages</w:t>
@@ -1192,7 +1192,7 @@
       </w:pPr>
       <w:r>
         <w:rPr>
-          <w:rFonts w:ascii="Franklin Gothic Medium" w:hAnsi="Franklin Gothic Medium"/>
+          <w:rFonts w:ascii="Raleway Medium" w:hAnsi="Raleway Medium"/>
           <w:bCs/>
         </w:rPr>
         <w:t>Interests</w:t>
@@ -3602,7 +3602,7 @@
       <w:jc w:val="both"/>
     </w:pPr>
     <w:rPr>
-      <w:rFonts w:ascii="Arial Nova Light" w:eastAsia="Calibri" w:hAnsi="Arial Nova Light" w:cs="Times New Roman"/>
+      <w:rFonts w:ascii="Raleway" w:eastAsia="Calibri" w:hAnsi="Raleway" w:cs="Times New Roman"/>
       <w:color w:val="595959"/>
       <w:lang w:eastAsia="en-GB"/>
     </w:rPr>
@@ -3612,7 +3612,7 @@
     <w:link w:val="42DOC-SPACER"/>
     <w:rsid w:val="00F74192"/>
     <w:rPr>
-      <w:rFonts w:ascii="Arial Nova Light" w:eastAsia="Calibri" w:hAnsi="Arial Nova Light" w:cs="Times New Roman"/>
+      <w:rFonts w:ascii="Raleway" w:eastAsia="Calibri" w:hAnsi="Raleway" w:cs="Times New Roman"/>
       <w:color w:val="595959"/>
       <w:kern w:val="0"/>
       <w:lang w:eastAsia="en-GB"/>
@@ -3696,7 +3696,7 @@
       </w:tabs>
     </w:pPr>
     <w:rPr>
-      <w:rFonts w:ascii="Arial Nova" w:hAnsi="Arial Nova"/>
+      <w:rFonts w:ascii="Raleway Medium" w:hAnsi="Raleway Medium"/>
     </w:rPr>
   </w:style>
   <w:style w:type="character" w:customStyle="1" w:styleId="SHTextBoldChar">
@@ -3705,7 +3705,7 @@
     <w:link w:val="SHTextBold"/>
     <w:rsid w:val="00F74192"/>
     <w:rPr>
-      <w:rFonts w:ascii="Arial Nova" w:eastAsia="Calibri" w:hAnsi="Arial Nova" w:cs="Times New Roman"/>
+      <w:rFonts w:ascii="Raleway Medium" w:eastAsia="Calibri" w:hAnsi="Raleway Medium" w:cs="Times New Roman"/>
       <w:color w:val="595959"/>
       <w:kern w:val="0"/>
       <w:lang w:eastAsia="en-GB"/>
@@ -3728,7 +3728,7 @@
       <w:jc w:val="both"/>
     </w:pPr>
     <w:rPr>
-      <w:rFonts w:ascii="Arial Nova Light" w:eastAsia="Calibri" w:hAnsi="Arial Nova Light" w:cs="Times New Roman"/>
+      <w:rFonts w:ascii="Raleway" w:eastAsia="Calibri" w:hAnsi="Raleway" w:cs="Times New Roman"/>
       <w:noProof/>
       <w:color w:val="595959"/>
       <w:sz w:val="21"/>
@@ -3771,7 +3771,7 @@
       <w:jc w:val="both"/>
     </w:pPr>
     <w:rPr>
-      <w:rFonts w:ascii="Arial Nova Light" w:eastAsia="Calibri" w:hAnsi="Arial Nova Light" w:cs="Times New Roman"/>
+      <w:rFonts w:ascii="Raleway" w:eastAsia="Calibri" w:hAnsi="Raleway" w:cs="Times New Roman"/>
       <w:noProof/>
       <w:color w:val="595959"/>
       <w:sz w:val="20"/>
@@ -3817,7 +3817,7 @@
     <w:link w:val="11CV"/>
     <w:rsid w:val="0094139E"/>
     <w:rPr>
-      <w:rFonts w:ascii="Arial Nova Light" w:eastAsia="Calibri" w:hAnsi="Arial Nova Light" w:cs="Times New Roman"/>
+      <w:rFonts w:ascii="Raleway" w:eastAsia="Calibri" w:hAnsi="Raleway" w:cs="Times New Roman"/>
       <w:noProof/>
       <w:color w:val="595959"/>
       <w:kern w:val="0"/>
@@ -3842,7 +3842,7 @@
       <w:jc w:val="both"/>
     </w:pPr>
     <w:rPr>
-      <w:rFonts w:ascii="Arial Nova Light" w:eastAsia="Calibri" w:hAnsi="Arial Nova Light" w:cs="Times New Roman"/>
+      <w:rFonts w:ascii="Raleway" w:eastAsia="Calibri" w:hAnsi="Raleway" w:cs="Times New Roman"/>
       <w:noProof/>
       <w:color w:val="595959"/>
       <w:sz w:val="20"/>
@@ -3855,7 +3855,7 @@
     <w:link w:val="16CV-TITLE"/>
     <w:rsid w:val="00F74192"/>
     <w:rPr>
-      <w:rFonts w:ascii="Arial Nova Light" w:eastAsia="Calibri" w:hAnsi="Arial Nova Light" w:cs="Times New Roman"/>
+      <w:rFonts w:ascii="Raleway" w:eastAsia="Calibri" w:hAnsi="Raleway" w:cs="Times New Roman"/>
       <w:noProof/>
       <w:color w:val="595959"/>
       <w:kern w:val="0"/>
@@ -3871,7 +3871,7 @@
     <w:link w:val="12CV"/>
     <w:rsid w:val="00F74192"/>
     <w:rPr>
-      <w:rFonts w:ascii="Arial Nova Light" w:eastAsia="Calibri" w:hAnsi="Arial Nova Light" w:cs="Times New Roman"/>
+      <w:rFonts w:ascii="Raleway" w:eastAsia="Calibri" w:hAnsi="Raleway" w:cs="Times New Roman"/>
       <w:noProof/>
       <w:color w:val="595959"/>
       <w:kern w:val="0"/>
@@ -3887,7 +3887,7 @@
     <w:link w:val="10CV"/>
     <w:rsid w:val="0094139E"/>
     <w:rPr>
-      <w:rFonts w:ascii="Arial Nova Light" w:eastAsia="Calibri" w:hAnsi="Arial Nova Light" w:cs="Times New Roman"/>
+      <w:rFonts w:ascii="Raleway" w:eastAsia="Calibri" w:hAnsi="Raleway" w:cs="Times New Roman"/>
       <w:noProof/>
       <w:color w:val="595959"/>
       <w:kern w:val="0"/>
@@ -3912,7 +3912,7 @@
       <w:jc w:val="both"/>
     </w:pPr>
     <w:rPr>
-      <w:rFonts w:ascii="Franklin Gothic Medium" w:eastAsia="Calibri" w:hAnsi="Franklin Gothic Medium" w:cs="Times New Roman"/>
+      <w:rFonts w:ascii="Raleway Medium" w:eastAsia="Calibri" w:hAnsi="Raleway Medium" w:cs="Times New Roman"/>
       <w:bCs/>
       <w:color w:val="595959"/>
       <w:lang w:eastAsia="en-GB"/>
@@ -3929,7 +3929,7 @@
       <w:jc w:val="both"/>
     </w:pPr>
     <w:rPr>
-      <w:rFonts w:ascii="Arial Nova Light" w:eastAsia="Calibri" w:hAnsi="Arial Nova Light" w:cs="Times New Roman"/>
+      <w:rFonts w:ascii="Raleway" w:eastAsia="Calibri" w:hAnsi="Raleway" w:cs="Times New Roman"/>
       <w:color w:val="595959"/>
       <w:lang w:eastAsia="en-GB"/>
     </w:rPr>
@@ -3940,7 +3940,7 @@
     <w:link w:val="15CV-COMPANY"/>
     <w:rsid w:val="00F74192"/>
     <w:rPr>
-      <w:rFonts w:ascii="Franklin Gothic Medium" w:eastAsia="Calibri" w:hAnsi="Franklin Gothic Medium" w:cs="Times New Roman"/>
+      <w:rFonts w:ascii="Raleway Medium" w:eastAsia="Calibri" w:hAnsi="Raleway Medium" w:cs="Times New Roman"/>
       <w:bCs/>
       <w:color w:val="595959"/>
       <w:kern w:val="0"/>
@@ -3953,7 +3953,7 @@
     <w:link w:val="SHText"/>
     <w:rsid w:val="00F74192"/>
     <w:rPr>
-      <w:rFonts w:ascii="Arial Nova Light" w:eastAsia="Calibri" w:hAnsi="Arial Nova Light" w:cs="Times New Roman"/>
+      <w:rFonts w:ascii="Raleway" w:eastAsia="Calibri" w:hAnsi="Raleway" w:cs="Times New Roman"/>
       <w:color w:val="595959"/>
       <w:kern w:val="0"/>
       <w:lang w:eastAsia="en-GB"/>
@@ -3992,7 +3992,7 @@
       <w:ind w:left="-274" w:right="29"/>
     </w:pPr>
     <w:rPr>
-      <w:rFonts w:ascii="Arial Nova" w:eastAsia="+mn-ea" w:hAnsi="Arial Nova" w:cs="+mn-cs"/>
+      <w:rFonts w:ascii="Raleway Medium" w:eastAsia="+mn-ea" w:hAnsi="Raleway Medium" w:cs="+mn-cs"/>
       <w:b/>
       <w:bCs/>
       <w:color w:val="012249"/>
@@ -4007,7 +4007,7 @@
     <w:link w:val="32PD"/>
     <w:rsid w:val="004A2D31"/>
     <w:rPr>
-      <w:rFonts w:ascii="Arial Nova Light" w:eastAsia="Calibri" w:hAnsi="Arial Nova Light" w:cs="Times New Roman"/>
+      <w:rFonts w:ascii="Raleway" w:eastAsia="Calibri" w:hAnsi="Raleway" w:cs="Times New Roman"/>
       <w:noProof/>
       <w:color w:val="595959"/>
       <w:kern w:val="0"/>
@@ -4023,7 +4023,7 @@
     <w:link w:val="27A-SUBHEAD"/>
     <w:rsid w:val="004A2D31"/>
     <w:rPr>
-      <w:rFonts w:ascii="Arial Nova" w:eastAsia="+mn-ea" w:hAnsi="Arial Nova" w:cs="+mn-cs"/>
+      <w:rFonts w:ascii="Raleway Medium" w:eastAsia="+mn-ea" w:hAnsi="Raleway Medium" w:cs="+mn-cs"/>
       <w:b/>
       <w:bCs/>
       <w:color w:val="012249"/>
@@ -4053,7 +4053,7 @@
     <w:link w:val="14CV-BODY"/>
     <w:rsid w:val="0094139E"/>
     <w:rPr>
-      <w:rFonts w:ascii="Arial Nova Light" w:eastAsia="Calibri" w:hAnsi="Arial Nova Light" w:cs="Times New Roman"/>
+      <w:rFonts w:ascii="Raleway" w:eastAsia="Calibri" w:hAnsi="Raleway" w:cs="Times New Roman"/>
       <w:color w:val="595959"/>
       <w:kern w:val="0"/>
       <w:sz w:val="18"/>
@@ -4079,7 +4079,7 @@
     <w:link w:val="31PD-BOD"/>
     <w:rsid w:val="00C238A1"/>
     <w:rPr>
-      <w:rFonts w:ascii="Arial Nova Light" w:eastAsia="Calibri" w:hAnsi="Arial Nova Light" w:cs="Times New Roman"/>
+      <w:rFonts w:ascii="Raleway" w:eastAsia="Calibri" w:hAnsi="Raleway" w:cs="Times New Roman"/>
       <w:noProof/>
       <w:color w:val="595959"/>
       <w:kern w:val="0"/>
@@ -4110,7 +4110,7 @@
     <w:link w:val="31PD-INDENT"/>
     <w:rsid w:val="004A2D31"/>
     <w:rPr>
-      <w:rFonts w:ascii="Arial Nova Light" w:eastAsia="Calibri" w:hAnsi="Arial Nova Light" w:cs="Times New Roman"/>
+      <w:rFonts w:ascii="Raleway" w:eastAsia="Calibri" w:hAnsi="Raleway" w:cs="Times New Roman"/>
       <w:noProof/>
       <w:color w:val="595959"/>
       <w:kern w:val="0"/>
@@ -4136,7 +4136,7 @@
     <w:link w:val="13CV"/>
     <w:rsid w:val="0094139E"/>
     <w:rPr>
-      <w:rFonts w:ascii="Arial Nova Light" w:eastAsia="Calibri" w:hAnsi="Arial Nova Light" w:cs="Times New Roman"/>
+      <w:rFonts w:ascii="Raleway" w:eastAsia="Calibri" w:hAnsi="Raleway" w:cs="Times New Roman"/>
       <w:noProof/>
       <w:color w:val="595959"/>
       <w:kern w:val="0"/>
@@ -4157,7 +4157,7 @@
       <w:ind w:left="-274" w:right="-475"/>
     </w:pPr>
     <w:rPr>
-      <w:rFonts w:ascii="Arial Nova Light" w:hAnsi="Arial Nova Light"/>
+      <w:rFonts w:ascii="Raleway" w:hAnsi="Raleway"/>
       <w:noProof/>
       <w:sz w:val="21"/>
       <w:szCs w:val="21"/>
@@ -4170,7 +4170,7 @@
     <w:link w:val="26A-BOD"/>
     <w:rsid w:val="00567FE8"/>
     <w:rPr>
-      <w:rFonts w:ascii="Arial Nova Light" w:eastAsia="Calibri" w:hAnsi="Arial Nova Light" w:cs="Times New Roman"/>
+      <w:rFonts w:ascii="Raleway" w:eastAsia="Calibri" w:hAnsi="Raleway" w:cs="Times New Roman"/>
       <w:noProof/>
       <w:color w:val="595959"/>
       <w:kern w:val="0"/>
@@ -4193,7 +4193,7 @@
     <w:link w:val="30PD-BOD"/>
     <w:rsid w:val="004A2D31"/>
     <w:rPr>
-      <w:rFonts w:ascii="Arial Nova Light" w:eastAsia="Calibri" w:hAnsi="Arial Nova Light" w:cs="Times New Roman"/>
+      <w:rFonts w:ascii="Raleway" w:eastAsia="Calibri" w:hAnsi="Raleway" w:cs="Times New Roman"/>
       <w:noProof/>
       <w:color w:val="595959"/>
       <w:kern w:val="0"/>
@@ -4219,7 +4219,7 @@
     <w:link w:val="22A"/>
     <w:rsid w:val="00190586"/>
     <w:rPr>
-      <w:rFonts w:ascii="Arial Nova Light" w:eastAsia="Calibri" w:hAnsi="Arial Nova Light" w:cs="Times New Roman"/>
+      <w:rFonts w:ascii="Raleway" w:eastAsia="Calibri" w:hAnsi="Raleway" w:cs="Times New Roman"/>
       <w:noProof/>
       <w:color w:val="595959"/>
       <w:kern w:val="0"/>
@@ -4235,7 +4235,7 @@
     <w:link w:val="23A"/>
     <w:rsid w:val="00190586"/>
     <w:rPr>
-      <w:rFonts w:ascii="Arial Nova Light" w:eastAsia="Calibri" w:hAnsi="Arial Nova Light" w:cs="Times New Roman"/>
+      <w:rFonts w:ascii="Raleway" w:eastAsia="Calibri" w:hAnsi="Raleway" w:cs="Times New Roman"/>
       <w:noProof/>
       <w:color w:val="595959"/>
       <w:kern w:val="0"/>
@@ -4263,7 +4263,7 @@
     <w:link w:val="24A"/>
     <w:rsid w:val="002C3C63"/>
     <w:rPr>
-      <w:rFonts w:ascii="Arial Nova Light" w:eastAsia="Calibri" w:hAnsi="Arial Nova Light" w:cs="Times New Roman"/>
+      <w:rFonts w:ascii="Raleway" w:eastAsia="Calibri" w:hAnsi="Raleway" w:cs="Times New Roman"/>
       <w:noProof/>
       <w:color w:val="595959"/>
       <w:kern w:val="0"/>
@@ -4292,7 +4292,7 @@
     <w:link w:val="25A"/>
     <w:rsid w:val="002C3C63"/>
     <w:rPr>
-      <w:rFonts w:ascii="Arial Nova Light" w:eastAsia="Calibri" w:hAnsi="Arial Nova Light" w:cs="Times New Roman"/>
+      <w:rFonts w:ascii="Raleway" w:eastAsia="Calibri" w:hAnsi="Raleway" w:cs="Times New Roman"/>
       <w:noProof/>
       <w:color w:val="595959"/>
       <w:kern w:val="0"/>
@@ -4345,7 +4345,7 @@
       <w:jc w:val="both"/>
     </w:pPr>
     <w:rPr>
-      <w:rFonts w:ascii="Franklin Gothic Book" w:eastAsia="Calibri" w:hAnsi="Franklin Gothic Book" w:cs="Times New Roman"/>
+      <w:rFonts w:ascii="Raleway" w:eastAsia="Calibri" w:hAnsi="Raleway" w:cs="Times New Roman"/>
       <w:noProof/>
       <w:color w:val="595959"/>
       <w:lang w:eastAsia="en-GB"/>
@@ -4392,7 +4392,7 @@
       <w:jc w:val="both"/>
     </w:pPr>
     <w:rPr>
-      <w:rFonts w:ascii="Arial Nova Light" w:eastAsia="Calibri" w:hAnsi="Arial Nova Light" w:cs="Times New Roman"/>
+      <w:rFonts w:ascii="Raleway" w:eastAsia="Calibri" w:hAnsi="Raleway" w:cs="Times New Roman"/>
       <w:noProof/>
       <w:color w:val="595959"/>
       <w:sz w:val="20"/>
@@ -4425,7 +4425,7 @@
     <w:link w:val="2CV"/>
     <w:rsid w:val="001E29B6"/>
     <w:rPr>
-      <w:rFonts w:ascii="Arial Nova Light" w:eastAsia="Calibri" w:hAnsi="Arial Nova Light" w:cs="Times New Roman"/>
+      <w:rFonts w:ascii="Raleway" w:eastAsia="Calibri" w:hAnsi="Raleway" w:cs="Times New Roman"/>
       <w:noProof/>
       <w:color w:val="595959"/>
       <w:kern w:val="0"/>
@@ -4450,7 +4450,7 @@
       <w:jc w:val="both"/>
     </w:pPr>
     <w:rPr>
-      <w:rFonts w:ascii="Arial Nova Light" w:eastAsia="Calibri" w:hAnsi="Arial Nova Light" w:cs="Times New Roman"/>
+      <w:rFonts w:ascii="Raleway" w:eastAsia="Calibri" w:hAnsi="Raleway" w:cs="Times New Roman"/>
       <w:noProof/>
       <w:color w:val="595959"/>
       <w:sz w:val="20"/>
@@ -4463,7 +4463,7 @@
     <w:link w:val="JOBTITLE"/>
     <w:rsid w:val="00D20C3A"/>
     <w:rPr>
-      <w:rFonts w:ascii="Arial Nova Light" w:eastAsia="Calibri" w:hAnsi="Arial Nova Light" w:cs="Times New Roman"/>
+      <w:rFonts w:ascii="Raleway" w:eastAsia="Calibri" w:hAnsi="Raleway" w:cs="Times New Roman"/>
       <w:noProof/>
       <w:color w:val="595959"/>
       <w:kern w:val="0"/>
@@ -4479,7 +4479,7 @@
     <w:link w:val="3CV"/>
     <w:rsid w:val="00D20C3A"/>
     <w:rPr>
-      <w:rFonts w:ascii="Arial Nova Light" w:eastAsia="Calibri" w:hAnsi="Arial Nova Light" w:cs="Times New Roman"/>
+      <w:rFonts w:ascii="Raleway" w:eastAsia="Calibri" w:hAnsi="Raleway" w:cs="Times New Roman"/>
       <w:noProof/>
       <w:color w:val="595959"/>
       <w:kern w:val="0"/>
@@ -4495,7 +4495,7 @@
     <w:link w:val="1CV"/>
     <w:rsid w:val="00D20C3A"/>
     <w:rPr>
-      <w:rFonts w:ascii="Arial Nova Light" w:eastAsia="Calibri" w:hAnsi="Arial Nova Light" w:cs="Times New Roman"/>
+      <w:rFonts w:ascii="Raleway" w:eastAsia="Calibri" w:hAnsi="Raleway" w:cs="Times New Roman"/>
       <w:noProof/>
       <w:color w:val="595959"/>
       <w:kern w:val="0"/>
@@ -4520,7 +4520,7 @@
       <w:jc w:val="both"/>
     </w:pPr>
     <w:rPr>
-      <w:rFonts w:ascii="Franklin Gothic Medium" w:eastAsia="Calibri" w:hAnsi="Franklin Gothic Medium" w:cs="Times New Roman"/>
+      <w:rFonts w:ascii="Raleway Medium" w:eastAsia="Calibri" w:hAnsi="Raleway Medium" w:cs="Times New Roman"/>
       <w:bCs/>
       <w:color w:val="595959"/>
       <w:lang w:val="en-GB" w:eastAsia="en-GB"/>
@@ -4532,7 +4532,7 @@
     <w:link w:val="COMPANYTITLE"/>
     <w:rsid w:val="00D20C3A"/>
     <w:rPr>
-      <w:rFonts w:ascii="Franklin Gothic Medium" w:eastAsia="Calibri" w:hAnsi="Franklin Gothic Medium" w:cs="Times New Roman"/>
+      <w:rFonts w:ascii="Raleway Medium" w:eastAsia="Calibri" w:hAnsi="Raleway Medium" w:cs="Times New Roman"/>
       <w:bCs/>
       <w:color w:val="595959"/>
       <w:kern w:val="0"/>

--- a/templates/SH_Global_Career_Summary_WAM_US.docx
+++ b/templates/SH_Global_Career_Summary_WAM_US.docx
@@ -7,6 +7,9 @@
         <w:pStyle w:val="42DOC-SPACER"/>
         <w:ind w:left="-270"/>
       </w:pPr>
+      <w:bookmarkStart w:id="0" w:name="_Hlk68511670"/>
+      <w:bookmarkStart w:id="1" w:name="_Hlk68510473"/>
+      <w:bookmarkStart w:id="2" w:name="_Hlk208217268"/>
     </w:p>
     <w:p>
       <w:pPr>
@@ -43,57 +46,91 @@
       <w:pPr>
         <w:pStyle w:val="40DOC-HEADING"/>
         <w:rPr>
-          <w:noProof w:val="0"/>
-        </w:rPr>
-      </w:pPr>
-      <w:r>
-        <w:rPr>
+          <w:rFonts w:ascii="Raleway" w:hAnsi="Raleway"/>
+          <w:noProof w:val="0"/>
+        </w:rPr>
+      </w:pPr>
+      <w:r>
+        <w:rPr>
+          <w:rFonts w:ascii="Raleway" w:hAnsi="Raleway"/>
           <w:noProof w:val="0"/>
         </w:rPr>
         <w:t>Candidate Profile</w:t>
       </w:r>
-    </w:p>
+      <w:bookmarkStart w:id="3" w:name="Text8"/>
+    </w:p>
+    <w:bookmarkEnd w:id="3"/>
     <w:p>
       <w:pPr>
         <w:pStyle w:val="42DOC-SPACER"/>
         <w:ind w:left="-270"/>
+        <w:rPr>
+          <w:rFonts w:ascii="Raleway" w:hAnsi="Raleway"/>
+        </w:rPr>
       </w:pPr>
     </w:p>
     <w:p>
       <w:pPr>
         <w:pStyle w:val="42DOC-SPACER"/>
         <w:ind w:left="-270"/>
+        <w:rPr>
+          <w:rFonts w:ascii="Raleway" w:hAnsi="Raleway"/>
+        </w:rPr>
       </w:pPr>
     </w:p>
     <w:p>
       <w:pPr>
         <w:pStyle w:val="42DOC-SPACER"/>
         <w:ind w:left="-270"/>
+        <w:rPr>
+          <w:rFonts w:ascii="Raleway" w:hAnsi="Raleway"/>
+        </w:rPr>
       </w:pPr>
     </w:p>
     <w:p>
       <w:pPr>
         <w:pStyle w:val="41DOC-CLIENTJOB"/>
-      </w:pPr>
-      <w:r>
+        <w:rPr>
+          <w:rFonts w:ascii="Raleway" w:hAnsi="Raleway"/>
+        </w:rPr>
+      </w:pPr>
+      <w:r>
+        <w:rPr>
+          <w:rFonts w:ascii="Raleway" w:hAnsi="Raleway"/>
+        </w:rPr>
+      </w:r>
+      <w:bookmarkStart w:id="4" w:name="Text31"/>
+      <w:r>
+        <w:rPr>
+          <w:rFonts w:ascii="Raleway" w:hAnsi="Raleway"/>
+        </w:rPr>
         <w:t>{{CANDIDATE_NAME}}</w:t>
       </w:r>
-      <w:r>
+      <w:bookmarkEnd w:id="4"/>
+      <w:r>
+        <w:rPr>
+          <w:rFonts w:ascii="Raleway" w:hAnsi="Raleway"/>
+        </w:rPr>
         <w:t xml:space="preserve"> </w:t>
       </w:r>
       <w:r>
         <w:rPr>
+          <w:rFonts w:ascii="Raleway" w:hAnsi="Raleway"/>
           <w:color w:val="00B0F0"/>
         </w:rPr>
         <w:t>|</w:t>
       </w:r>
       <w:r>
         <w:rPr>
+          <w:rFonts w:ascii="Raleway" w:hAnsi="Raleway"/>
           <w:color w:val="808080"/>
         </w:rPr>
         <w:t xml:space="preserve"> </w:t>
       </w:r>
       <w:r>
+        <w:rPr>
+          <w:rFonts w:ascii="Raleway" w:hAnsi="Raleway"/>
+        </w:rPr>
         <w:t>{{CURRENT_EMPLOYER}}</w:t>
       </w:r>
     </w:p>
@@ -101,25 +138,40 @@
       <w:pPr>
         <w:pStyle w:val="42DOC-SPACER"/>
         <w:ind w:left="-270"/>
+        <w:rPr>
+          <w:rFonts w:ascii="Raleway" w:hAnsi="Raleway"/>
+        </w:rPr>
       </w:pPr>
     </w:p>
     <w:p>
       <w:pPr>
         <w:pStyle w:val="42DOC-SPACER"/>
         <w:ind w:left="-270"/>
+        <w:rPr>
+          <w:rFonts w:ascii="Raleway" w:hAnsi="Raleway"/>
+        </w:rPr>
       </w:pPr>
     </w:p>
     <w:p>
       <w:pPr>
         <w:pStyle w:val="42DOC-SPACER"/>
         <w:ind w:left="-270"/>
+        <w:rPr>
+          <w:rFonts w:ascii="Raleway" w:hAnsi="Raleway"/>
+        </w:rPr>
       </w:pPr>
     </w:p>
     <w:p>
       <w:pPr>
         <w:pStyle w:val="41DOC-CLIENTJOB"/>
-      </w:pPr>
-      <w:r>
+        <w:rPr>
+          <w:rFonts w:ascii="Raleway" w:hAnsi="Raleway"/>
+        </w:rPr>
+      </w:pPr>
+      <w:r>
+        <w:rPr>
+          <w:rFonts w:ascii="Raleway" w:hAnsi="Raleway"/>
+        </w:rPr>
         <w:t>{{CLIENT_COMPANY}}</w:t>
       </w:r>
     </w:p>
@@ -129,12 +181,14 @@
         <w:spacing w:after="120"/>
         <w:ind w:left="-270" w:right="-778"/>
         <w:rPr>
+          <w:rFonts w:ascii="Raleway" w:hAnsi="Raleway"/>
           <w:sz w:val="29"/>
           <w:szCs w:val="29"/>
         </w:rPr>
       </w:pPr>
       <w:r>
         <w:rPr>
+          <w:rFonts w:ascii="Raleway" w:hAnsi="Raleway"/>
           <w:sz w:val="29"/>
           <w:szCs w:val="29"/>
         </w:rPr>
@@ -144,16 +198,25 @@
     <w:p>
       <w:pPr>
         <w:pStyle w:val="42DOC-SPACER"/>
+        <w:rPr>
+          <w:rFonts w:ascii="Raleway" w:hAnsi="Raleway"/>
+        </w:rPr>
       </w:pPr>
     </w:p>
     <w:p>
       <w:pPr>
         <w:pStyle w:val="42DOC-SPACER"/>
+        <w:rPr>
+          <w:rFonts w:ascii="Raleway" w:hAnsi="Raleway"/>
+        </w:rPr>
       </w:pPr>
     </w:p>
     <w:p>
       <w:pPr>
         <w:pStyle w:val="42DOC-SPACER"/>
+        <w:rPr>
+          <w:rFonts w:ascii="Raleway" w:hAnsi="Raleway"/>
+        </w:rPr>
       </w:pPr>
     </w:p>
     <w:p>
@@ -167,6 +230,13 @@
         </w:rPr>
       </w:pPr>
       <w:r>
+        <w:rPr>
+          <w:rFonts w:ascii="Raleway" w:eastAsia="Calibri" w:hAnsi="Raleway" w:cs="Raleway"/>
+          <w:color w:val="00B0F0"/>
+          <w:sz w:val="27"/>
+          <w:szCs w:val="27"/>
+          <w:lang w:eastAsia="en-GB"/>
+        </w:rPr>
         <w:t>{{PROFILE_MONTH}}</w:t>
       </w:r>
     </w:p>
@@ -174,128 +244,199 @@
       <w:pPr>
         <w:pStyle w:val="42DOC-SPACER"/>
         <w:ind w:left="-270"/>
+        <w:rPr>
+          <w:rFonts w:ascii="Raleway" w:hAnsi="Raleway"/>
+        </w:rPr>
       </w:pPr>
     </w:p>
     <w:p>
       <w:pPr>
         <w:pStyle w:val="42DOC-SPACER"/>
+        <w:rPr>
+          <w:rFonts w:ascii="Raleway" w:hAnsi="Raleway"/>
+        </w:rPr>
       </w:pPr>
     </w:p>
     <w:p>
       <w:pPr>
         <w:pStyle w:val="42DOC-SPACER"/>
+        <w:rPr>
+          <w:rFonts w:ascii="Raleway" w:hAnsi="Raleway"/>
+        </w:rPr>
       </w:pPr>
     </w:p>
     <w:p>
       <w:pPr>
         <w:pStyle w:val="42DOC-SPACER"/>
+        <w:rPr>
+          <w:rFonts w:ascii="Raleway" w:hAnsi="Raleway"/>
+        </w:rPr>
       </w:pPr>
     </w:p>
     <w:p>
       <w:pPr>
         <w:pStyle w:val="42DOC-SPACER"/>
+        <w:rPr>
+          <w:rFonts w:ascii="Raleway" w:hAnsi="Raleway"/>
+        </w:rPr>
       </w:pPr>
     </w:p>
     <w:p>
       <w:pPr>
         <w:pStyle w:val="42DOC-SPACER"/>
         <w:ind w:left="0"/>
+        <w:rPr>
+          <w:rFonts w:ascii="Raleway" w:hAnsi="Raleway"/>
+        </w:rPr>
       </w:pPr>
     </w:p>
     <w:p>
       <w:pPr>
         <w:pStyle w:val="42DOC-SPACER"/>
+        <w:rPr>
+          <w:rFonts w:ascii="Raleway" w:hAnsi="Raleway"/>
+        </w:rPr>
       </w:pPr>
     </w:p>
     <w:p>
       <w:pPr>
         <w:pStyle w:val="42DOC-SPACER"/>
+        <w:rPr>
+          <w:rFonts w:ascii="Raleway" w:hAnsi="Raleway"/>
+        </w:rPr>
       </w:pPr>
     </w:p>
     <w:p>
       <w:pPr>
         <w:pStyle w:val="42DOC-SPACER"/>
+        <w:rPr>
+          <w:rFonts w:ascii="Raleway" w:hAnsi="Raleway"/>
+        </w:rPr>
       </w:pPr>
     </w:p>
     <w:p>
       <w:pPr>
         <w:pStyle w:val="42DOC-SPACER"/>
+        <w:rPr>
+          <w:rFonts w:ascii="Raleway" w:hAnsi="Raleway"/>
+        </w:rPr>
       </w:pPr>
     </w:p>
     <w:p>
       <w:pPr>
         <w:pStyle w:val="42DOC-SPACER"/>
+        <w:rPr>
+          <w:rFonts w:ascii="Raleway" w:hAnsi="Raleway"/>
+        </w:rPr>
       </w:pPr>
     </w:p>
     <w:p>
       <w:pPr>
         <w:pStyle w:val="42DOC-SPACER"/>
+        <w:rPr>
+          <w:rFonts w:ascii="Raleway" w:hAnsi="Raleway"/>
+        </w:rPr>
       </w:pPr>
     </w:p>
     <w:p>
       <w:pPr>
         <w:pStyle w:val="42DOC-SPACER"/>
+        <w:rPr>
+          <w:rFonts w:ascii="Raleway" w:hAnsi="Raleway"/>
+        </w:rPr>
       </w:pPr>
     </w:p>
     <w:p>
       <w:pPr>
         <w:pStyle w:val="42DOC-SPACER"/>
+        <w:rPr>
+          <w:rFonts w:ascii="Raleway" w:hAnsi="Raleway"/>
+        </w:rPr>
       </w:pPr>
     </w:p>
     <w:p>
       <w:pPr>
         <w:pStyle w:val="42DOC-SPACER"/>
+        <w:rPr>
+          <w:rFonts w:ascii="Raleway" w:hAnsi="Raleway"/>
+        </w:rPr>
       </w:pPr>
     </w:p>
     <w:p>
       <w:pPr>
         <w:pStyle w:val="42DOC-SPACER"/>
+        <w:rPr>
+          <w:rFonts w:ascii="Raleway" w:hAnsi="Raleway"/>
+        </w:rPr>
       </w:pPr>
     </w:p>
     <w:p>
       <w:pPr>
         <w:pStyle w:val="42DOC-SPACER"/>
+        <w:rPr>
+          <w:rFonts w:ascii="Raleway" w:hAnsi="Raleway"/>
+        </w:rPr>
       </w:pPr>
     </w:p>
     <w:p>
       <w:pPr>
         <w:pStyle w:val="42DOC-SPACER"/>
+        <w:rPr>
+          <w:rFonts w:ascii="Raleway" w:hAnsi="Raleway"/>
+        </w:rPr>
       </w:pPr>
     </w:p>
     <w:p>
       <w:pPr>
         <w:pStyle w:val="42DOC-SPACER"/>
         <w:ind w:left="-270"/>
+        <w:rPr>
+          <w:rFonts w:ascii="Raleway" w:hAnsi="Raleway"/>
+        </w:rPr>
       </w:pPr>
     </w:p>
     <w:p>
       <w:pPr>
         <w:pStyle w:val="42DOC-SPACER"/>
         <w:ind w:left="-270"/>
+        <w:rPr>
+          <w:rFonts w:ascii="Raleway" w:hAnsi="Raleway"/>
+        </w:rPr>
       </w:pPr>
     </w:p>
     <w:p>
       <w:pPr>
         <w:pStyle w:val="42DOC-SPACER"/>
         <w:ind w:left="-270"/>
+        <w:rPr>
+          <w:rFonts w:ascii="Raleway" w:hAnsi="Raleway"/>
+        </w:rPr>
       </w:pPr>
     </w:p>
     <w:p>
       <w:pPr>
         <w:pStyle w:val="42DOC-SPACER"/>
         <w:ind w:left="-270"/>
+        <w:rPr>
+          <w:rFonts w:ascii="Raleway" w:hAnsi="Raleway"/>
+        </w:rPr>
       </w:pPr>
     </w:p>
     <w:p>
       <w:pPr>
         <w:pStyle w:val="42DOC-SPACER"/>
-      </w:pPr>
-    </w:p>
-    <w:p>
-      <w:pPr>
+        <w:rPr>
+          <w:rFonts w:ascii="Raleway" w:hAnsi="Raleway"/>
+        </w:rPr>
+      </w:pPr>
+    </w:p>
+    <w:p>
+      <w:pPr>
+        <w:rPr>
+          <w:rFonts w:ascii="Raleway" w:hAnsi="Raleway"/>
+        </w:rPr>
         <w:sectPr>
-          <w:headerReference w:type="default" r:id="rId10"/>
-          <w:footerReference w:type="default" r:id="rId11"/>
+          <w:headerReference w:type="default" r:id="rId11"/>
           <w:headerReference w:type="first" r:id="rId12"/>
           <w:pgSz w:w="11906" w:h="16838"/>
           <w:pgMar w:top="1440" w:right="1440" w:bottom="1440" w:left="1440" w:header="720" w:footer="708" w:gutter="0"/>
@@ -309,13 +450,18 @@
         <w:pStyle w:val="40DOC-HEADING"/>
         <w:rPr>
           <w:rStyle w:val="SubtleReference"/>
+          <w:rFonts w:ascii="Raleway" w:hAnsi="Raleway"/>
           <w:smallCaps w:val="0"/>
           <w:noProof w:val="0"/>
           <w:color w:val="012249"/>
         </w:rPr>
       </w:pPr>
-      <w:r>
-        <w:rPr>
+      <w:bookmarkStart w:id="5" w:name="_Hlk68520441"/>
+      <w:bookmarkEnd w:id="0"/>
+      <w:bookmarkEnd w:id="1"/>
+      <w:r>
+        <w:rPr>
+          <w:rFonts w:ascii="Raleway" w:hAnsi="Raleway"/>
           <w:noProof w:val="0"/>
         </w:rPr>
         <w:lastRenderedPageBreak/>
@@ -326,24 +472,31 @@
       <w:pPr>
         <w:pStyle w:val="14CV-BODY"/>
         <w:rPr>
+          <w:rFonts w:ascii="Raleway" w:hAnsi="Raleway"/>
           <w:lang w:bidi="en-US"/>
         </w:rPr>
       </w:pPr>
+      <w:bookmarkStart w:id="6" w:name="_Hlk68524846"/>
     </w:p>
     <w:p>
       <w:pPr>
         <w:pStyle w:val="14CV-BODY"/>
+        <w:rPr>
+          <w:rFonts w:ascii="Raleway" w:hAnsi="Raleway"/>
+        </w:rPr>
       </w:pPr>
     </w:p>
     <w:p>
       <w:pPr>
         <w:pStyle w:val="26A-BOD"/>
         <w:rPr>
-          <w:noProof w:val="0"/>
-        </w:rPr>
-      </w:pPr>
-      <w:r>
-        <w:rPr>
+          <w:rFonts w:ascii="Raleway" w:hAnsi="Raleway"/>
+          <w:noProof w:val="0"/>
+        </w:rPr>
+      </w:pPr>
+      <w:r>
+        <w:rPr>
+          <w:rFonts w:ascii="Raleway" w:hAnsi="Raleway"/>
           <w:noProof w:val="0"/>
         </w:rPr>
         <w:t>[INSERT TEXT]</w:t>
@@ -353,6 +506,7 @@
       <w:pPr>
         <w:pStyle w:val="26A-BOD"/>
         <w:rPr>
+          <w:rFonts w:ascii="Raleway" w:hAnsi="Raleway"/>
           <w:noProof w:val="0"/>
         </w:rPr>
       </w:pPr>
@@ -360,12 +514,19 @@
     <w:p>
       <w:pPr>
         <w:pStyle w:val="27A-SUBHEAD"/>
-      </w:pPr>
-      <w:r>
+        <w:rPr>
+          <w:rFonts w:ascii="Raleway" w:hAnsi="Raleway"/>
+        </w:rPr>
+      </w:pPr>
+      <w:r>
+        <w:rPr>
+          <w:rFonts w:ascii="Raleway" w:hAnsi="Raleway"/>
+        </w:rPr>
         <w:t>Motivations</w:t>
       </w:r>
       <w:r>
         <w:rPr>
+          <w:rFonts w:ascii="Raleway" w:hAnsi="Raleway"/>
           <w:b w:val="0"/>
           <w:bCs w:val="0"/>
         </w:rPr>
@@ -377,20 +538,16 @@
         <w:pStyle w:val="20A"/>
         <w:ind w:left="14" w:hanging="288"/>
         <w:rPr>
-          <w:noProof w:val="0"/>
-        </w:rPr>
-      </w:pPr>
-      <w:r>
-        <w:rPr>
-          <w:noProof w:val="0"/>
-        </w:rPr>
-        <w:t>[INSERT TEXT]</w:t>
-      </w:r>
+          <w:rFonts w:ascii="Raleway" w:hAnsi="Raleway"/>
+          <w:noProof w:val="0"/>
+        </w:rPr>
+      </w:pPr>
     </w:p>
     <w:p>
       <w:pPr>
         <w:pStyle w:val="26A-BOD"/>
         <w:rPr>
+          <w:rFonts w:ascii="Raleway" w:hAnsi="Raleway"/>
           <w:noProof w:val="0"/>
         </w:rPr>
       </w:pPr>
@@ -398,15 +555,15 @@
     <w:p>
       <w:pPr>
         <w:pStyle w:val="27A-SUBHEAD"/>
-      </w:pPr>
-      <w:r>
-        <w:t>Client Coverage</w:t>
-      </w:r>
-      <w:r>
-        <w:rPr>
-          <w:rFonts w:ascii="Raleway" w:hAnsi="Raleway"/>
-        </w:rPr>
-        <w:t>:</w:t>
+        <w:rPr>
+          <w:rFonts w:ascii="Raleway" w:hAnsi="Raleway"/>
+        </w:rPr>
+      </w:pPr>
+      <w:r>
+        <w:rPr>
+          <w:rFonts w:ascii="Raleway" w:hAnsi="Raleway"/>
+        </w:rPr>
+        <w:t>Client Coverage:</w:t>
       </w:r>
     </w:p>
     <w:p>
@@ -414,20 +571,16 @@
         <w:pStyle w:val="20A"/>
         <w:ind w:left="14" w:hanging="288"/>
         <w:rPr>
-          <w:noProof w:val="0"/>
-        </w:rPr>
-      </w:pPr>
-      <w:r>
-        <w:rPr>
-          <w:noProof w:val="0"/>
-        </w:rPr>
-        <w:t>[INSERT TEXT]</w:t>
-      </w:r>
+          <w:rFonts w:ascii="Raleway" w:hAnsi="Raleway"/>
+          <w:noProof w:val="0"/>
+        </w:rPr>
+      </w:pPr>
     </w:p>
     <w:p>
       <w:pPr>
         <w:pStyle w:val="26A-BOD"/>
         <w:rPr>
+          <w:rFonts w:ascii="Raleway" w:hAnsi="Raleway"/>
           <w:noProof w:val="0"/>
         </w:rPr>
       </w:pPr>
@@ -435,15 +588,15 @@
     <w:p>
       <w:pPr>
         <w:pStyle w:val="27A-SUBHEAD"/>
-      </w:pPr>
-      <w:r>
-        <w:t>Strategy Experience</w:t>
-      </w:r>
-      <w:r>
-        <w:rPr>
-          <w:rFonts w:ascii="Raleway" w:hAnsi="Raleway"/>
-        </w:rPr>
-        <w:t>:</w:t>
+        <w:rPr>
+          <w:rFonts w:ascii="Raleway" w:hAnsi="Raleway"/>
+        </w:rPr>
+      </w:pPr>
+      <w:r>
+        <w:rPr>
+          <w:rFonts w:ascii="Raleway" w:hAnsi="Raleway"/>
+        </w:rPr>
+        <w:t>Strategy Experience:</w:t>
       </w:r>
     </w:p>
     <w:p>
@@ -451,20 +604,16 @@
         <w:pStyle w:val="20A"/>
         <w:ind w:left="14" w:hanging="288"/>
         <w:rPr>
-          <w:noProof w:val="0"/>
-        </w:rPr>
-      </w:pPr>
-      <w:r>
-        <w:rPr>
-          <w:noProof w:val="0"/>
-        </w:rPr>
-        <w:t>[INSERT TEXT]</w:t>
-      </w:r>
+          <w:rFonts w:ascii="Raleway" w:hAnsi="Raleway"/>
+          <w:noProof w:val="0"/>
+        </w:rPr>
+      </w:pPr>
     </w:p>
     <w:p>
       <w:pPr>
         <w:pStyle w:val="26A-BOD"/>
         <w:rPr>
+          <w:rFonts w:ascii="Raleway" w:hAnsi="Raleway"/>
           <w:noProof w:val="0"/>
         </w:rPr>
       </w:pPr>
@@ -472,36 +621,34 @@
     <w:p>
       <w:pPr>
         <w:pStyle w:val="27A-SUBHEAD"/>
-      </w:pPr>
-      <w:r>
-        <w:t>Fundraising Track Record</w:t>
-      </w:r>
-      <w:r>
-        <w:rPr>
-          <w:rFonts w:ascii="Raleway" w:hAnsi="Raleway"/>
-        </w:rPr>
-        <w:t>:</w:t>
-      </w:r>
-    </w:p>
+        <w:rPr>
+          <w:rFonts w:ascii="Raleway" w:hAnsi="Raleway"/>
+        </w:rPr>
+      </w:pPr>
+      <w:r>
+        <w:rPr>
+          <w:rFonts w:ascii="Raleway" w:hAnsi="Raleway"/>
+        </w:rPr>
+        <w:t>Fundraising Track Record:</w:t>
+      </w:r>
+    </w:p>
+    <w:bookmarkEnd w:id="6"/>
     <w:p>
       <w:pPr>
         <w:pStyle w:val="20A"/>
         <w:ind w:left="14" w:hanging="288"/>
         <w:rPr>
-          <w:noProof w:val="0"/>
-        </w:rPr>
-      </w:pPr>
-      <w:r>
-        <w:rPr>
-          <w:noProof w:val="0"/>
-        </w:rPr>
-        <w:t>[INSERT TEXT]</w:t>
-      </w:r>
-    </w:p>
+          <w:rFonts w:ascii="Raleway" w:hAnsi="Raleway"/>
+          <w:noProof w:val="0"/>
+        </w:rPr>
+      </w:pPr>
+    </w:p>
+    <w:bookmarkEnd w:id="5"/>
     <w:p>
       <w:pPr>
         <w:pStyle w:val="26A-BOD"/>
         <w:rPr>
+          <w:rFonts w:ascii="Raleway" w:hAnsi="Raleway"/>
           <w:noProof w:val="0"/>
         </w:rPr>
       </w:pPr>
@@ -509,15 +656,15 @@
     <w:p>
       <w:pPr>
         <w:pStyle w:val="27A-SUBHEAD"/>
-      </w:pPr>
-      <w:r>
-        <w:t>Areas of Strength</w:t>
-      </w:r>
-      <w:r>
-        <w:rPr>
-          <w:rFonts w:ascii="Raleway" w:hAnsi="Raleway"/>
-        </w:rPr>
-        <w:t>:</w:t>
+        <w:rPr>
+          <w:rFonts w:ascii="Raleway" w:hAnsi="Raleway"/>
+        </w:rPr>
+      </w:pPr>
+      <w:r>
+        <w:rPr>
+          <w:rFonts w:ascii="Raleway" w:hAnsi="Raleway"/>
+        </w:rPr>
+        <w:t>Areas of Strength:</w:t>
       </w:r>
     </w:p>
     <w:p>
@@ -525,20 +672,16 @@
         <w:pStyle w:val="20A"/>
         <w:ind w:left="14" w:hanging="288"/>
         <w:rPr>
-          <w:noProof w:val="0"/>
-        </w:rPr>
-      </w:pPr>
-      <w:r>
-        <w:rPr>
-          <w:noProof w:val="0"/>
-        </w:rPr>
-        <w:t>[INSERT TEXT]</w:t>
-      </w:r>
+          <w:rFonts w:ascii="Raleway" w:hAnsi="Raleway"/>
+          <w:noProof w:val="0"/>
+        </w:rPr>
+      </w:pPr>
     </w:p>
     <w:p>
       <w:pPr>
         <w:pStyle w:val="26A-BOD"/>
         <w:rPr>
+          <w:rFonts w:ascii="Raleway" w:hAnsi="Raleway"/>
           <w:noProof w:val="0"/>
         </w:rPr>
       </w:pPr>
@@ -546,15 +689,15 @@
     <w:p>
       <w:pPr>
         <w:pStyle w:val="27A-SUBHEAD"/>
-      </w:pPr>
-      <w:r>
-        <w:t>Areas to Explore Further</w:t>
-      </w:r>
-      <w:r>
-        <w:rPr>
-          <w:rFonts w:ascii="Raleway" w:hAnsi="Raleway"/>
-        </w:rPr>
-        <w:t>:</w:t>
+        <w:rPr>
+          <w:rFonts w:ascii="Raleway" w:hAnsi="Raleway"/>
+        </w:rPr>
+      </w:pPr>
+      <w:r>
+        <w:rPr>
+          <w:rFonts w:ascii="Raleway" w:hAnsi="Raleway"/>
+        </w:rPr>
+        <w:t>Areas to Explore Further:</w:t>
       </w:r>
     </w:p>
     <w:p>
@@ -562,20 +705,16 @@
         <w:pStyle w:val="20A"/>
         <w:ind w:left="14" w:hanging="288"/>
         <w:rPr>
-          <w:noProof w:val="0"/>
-        </w:rPr>
-      </w:pPr>
-      <w:r>
-        <w:rPr>
-          <w:noProof w:val="0"/>
-        </w:rPr>
-        <w:t>[INSERT TEXT]</w:t>
-      </w:r>
+          <w:rFonts w:ascii="Raleway" w:hAnsi="Raleway"/>
+          <w:noProof w:val="0"/>
+        </w:rPr>
+      </w:pPr>
     </w:p>
     <w:p>
       <w:pPr>
         <w:pStyle w:val="26A-BOD"/>
         <w:rPr>
+          <w:rFonts w:ascii="Raleway" w:hAnsi="Raleway"/>
           <w:noProof w:val="0"/>
         </w:rPr>
       </w:pPr>
@@ -583,37 +722,24 @@
     <w:p>
       <w:pPr>
         <w:pStyle w:val="27A-SUBHEAD"/>
-      </w:pPr>
-      <w:r>
-        <w:t>Closing Summary / Preferred Location</w:t>
-      </w:r>
-      <w:r>
-        <w:rPr>
-          <w:rFonts w:ascii="Raleway" w:hAnsi="Raleway"/>
-        </w:rPr>
-        <w:t>:</w:t>
-      </w:r>
-    </w:p>
-    <w:p>
-      <w:pPr>
-        <w:pStyle w:val="SHTextBold"/>
-        <w:ind w:left="-274" w:right="-475"/>
-        <w:rPr>
-          <w:rFonts w:ascii="Raleway" w:hAnsi="Raleway"/>
-          <w:sz w:val="21"/>
-          <w:szCs w:val="21"/>
+        <w:rPr>
+          <w:rFonts w:ascii="Raleway" w:hAnsi="Raleway"/>
+        </w:rPr>
+      </w:pPr>
+      <w:r>
+        <w:rPr>
+          <w:rFonts w:ascii="Raleway" w:hAnsi="Raleway"/>
+        </w:rPr>
+        <w:t>Closing Summary / Preferred Location:</w:t>
+      </w:r>
+    </w:p>
+    <w:p>
+      <w:pPr>
+        <w:pStyle w:val="10CV"/>
+        <w:rPr>
           <w:lang w:bidi="en-US"/>
         </w:rPr>
       </w:pPr>
-      <w:r>
-        <w:rPr>
-          <w:rFonts w:ascii="Raleway" w:hAnsi="Raleway"/>
-          <w:sz w:val="21"/>
-          <w:szCs w:val="21"/>
-          <w:lang w:bidi="en-US"/>
-        </w:rPr>
-        <w:t>[INSERT TEXT]</w:t>
-      </w:r>
     </w:p>
     <w:p>
       <w:pPr>
@@ -742,48 +868,51 @@
       <w:pPr>
         <w:pStyle w:val="40DOC-HEADING"/>
         <w:rPr>
-          <w:noProof w:val="0"/>
-        </w:rPr>
-      </w:pPr>
-      <w:r>
-        <w:rPr>
+          <w:rFonts w:ascii="Raleway" w:hAnsi="Raleway"/>
+          <w:noProof w:val="0"/>
+        </w:rPr>
+      </w:pPr>
+      <w:r>
+        <w:rPr>
+          <w:rFonts w:ascii="Raleway" w:hAnsi="Raleway"/>
           <w:noProof w:val="0"/>
         </w:rPr>
         <w:lastRenderedPageBreak/>
         <w:t>Business Experience</w:t>
       </w:r>
     </w:p>
-    <w:p>
-      <w:pPr>
-        <w:spacing w:after="0"/>
-      </w:pPr>
-      <w:r>
-        <w:t>{{BUSINESS_EXPERIENCE_BLOCK}}</w:t>
-      </w:r>
-    </w:p>
+{{BUSINESS_EXPERIENCE_BLOCK}}
     <w:p>
       <w:pPr>
         <w:pStyle w:val="40DOC-HEADING"/>
-        <w:rPr>
-          <w:noProof w:val="0"/>
-        </w:rPr>
-      </w:pPr>
-      <w:r>
-        <w:rPr>
-          <w:noProof w:val="0"/>
-        </w:rPr>
-        <w:lastRenderedPageBreak/>
+        <w:pageBreakBefore/>
+        <w:rPr>
+          <w:rFonts w:ascii="Raleway" w:hAnsi="Raleway"/>
+          <w:noProof w:val="0"/>
+        </w:rPr>
+      </w:pPr>
+      <w:r>
+        <w:rPr>
+          <w:rFonts w:ascii="Raleway" w:hAnsi="Raleway"/>
+          <w:noProof w:val="0"/>
+        </w:rPr>
         <w:t>Personal Details</w:t>
       </w:r>
     </w:p>
     <w:p>
       <w:pPr>
         <w:pStyle w:val="14CV-BODY"/>
+        <w:rPr>
+          <w:rFonts w:ascii="Raleway" w:hAnsi="Raleway"/>
+        </w:rPr>
       </w:pPr>
     </w:p>
     <w:p>
       <w:pPr>
         <w:pStyle w:val="14CV-BODY"/>
+        <w:rPr>
+          <w:rFonts w:ascii="Raleway" w:hAnsi="Raleway"/>
+        </w:rPr>
       </w:pPr>
     </w:p>
     <w:p>
@@ -791,7 +920,7 @@
         <w:pStyle w:val="SHText"/>
         <w:ind w:left="-274" w:right="-475"/>
         <w:rPr>
-          <w:rFonts w:ascii="Raleway Medium" w:hAnsi="Raleway Medium"/>
+          <w:rFonts w:ascii="Raleway" w:hAnsi="Raleway"/>
           <w:b/>
           <w:bCs/>
           <w:spacing w:val="6"/>
@@ -799,7 +928,7 @@
       </w:pPr>
       <w:r>
         <w:rPr>
-          <w:rFonts w:ascii="Raleway Medium" w:hAnsi="Raleway Medium"/>
+          <w:rFonts w:ascii="Raleway" w:hAnsi="Raleway"/>
           <w:b/>
           <w:bCs/>
           <w:spacing w:val="6"/>
@@ -809,106 +938,289 @@
     </w:p>
     <w:p>
       <w:pPr>
+        <w:pStyle w:val="30PD-BOD"/>
+        <w:rPr>
+          <w:rFonts w:ascii="Raleway" w:hAnsi="Raleway"/>
+          <w:noProof w:val="0"/>
+        </w:rPr>
+      </w:pPr>
+    </w:p>
+    <w:p>
+      <w:pPr>
         <w:pStyle w:val="SHText"/>
-        <w:tabs>
-          <w:tab w:val="left" w:pos="2127"/>
-        </w:tabs>
-      </w:pPr>
-      <w:r>
-        <w:rPr>
+        <w:ind w:left="-270"/>
+        <w:rPr>
+          <w:rFonts w:ascii="Raleway" w:hAnsi="Raleway"/>
+          <w:sz w:val="20"/>
+          <w:szCs w:val="20"/>
+        </w:rPr>
+      </w:pPr>
+      <w:r>
+        <w:rPr>
+          <w:rFonts w:ascii="Raleway" w:hAnsi="Raleway"/>
+          <w:sz w:val="20"/>
+          <w:szCs w:val="20"/>
+        </w:rPr>
+      </w:r>
+      <w:bookmarkStart w:id="8" w:name="Text9"/>
+      <w:r>
+        <w:rPr>
+          <w:rFonts w:ascii="Raleway" w:hAnsi="Raleway"/>
+          <w:sz w:val="20"/>
+          <w:szCs w:val="20"/>
+        </w:rPr>
+        <w:t>{{EDU_1_START}}</w:t>
+      </w:r>
+      <w:bookmarkEnd w:id="8"/>
+      <w:r>
+        <w:rPr>
+          <w:rFonts w:ascii="Raleway" w:hAnsi="Raleway"/>
+          <w:sz w:val="20"/>
+          <w:szCs w:val="20"/>
+        </w:rPr>
+        <w:t xml:space="preserve"> – {{EDU_1_END}}:</w:t>
+        <w:tab/>
+        <w:tab/>
+      </w:r>
+      <w:r>
+        <w:rPr>
+          <w:rFonts w:ascii="Raleway" w:hAnsi="Raleway"/>
           <w:b/>
-          <w:bCs/>
-        </w:rPr>
-        <w:t>{{EDU_1_START}} – {{EDU_1_END}}:</w:t>
-      </w:r>
-      <w:r>
+          <w:sz w:val="20"/>
+          <w:szCs w:val="20"/>
+        </w:rPr>
+      </w:r>
+      <w:bookmarkStart w:id="9" w:name="Text10"/>
+      <w:r>
+        <w:rPr>
+          <w:rFonts w:ascii="Raleway" w:hAnsi="Raleway"/>
+          <w:b/>
+          <w:sz w:val="20"/>
+          <w:szCs w:val="20"/>
+        </w:rPr>
+        <w:t>{{EDU_1_INSTITUTION}}</w:t>
+      </w:r>
+      <w:bookmarkEnd w:id="9"/>
+      <w:r>
+        <w:rPr>
+          <w:rFonts w:ascii="Raleway" w:hAnsi="Raleway"/>
+          <w:b/>
+          <w:sz w:val="20"/>
+          <w:szCs w:val="20"/>
+        </w:rPr>
+        <w:t xml:space="preserve"> – {{EDU_1_LOCATION}}</w:t>
+      </w:r>
+    </w:p>
+    <w:p>
+      <w:pPr>
+        <w:pStyle w:val="SHText"/>
+        <w:ind w:left="-360"/>
+        <w:rPr>
+          <w:rFonts w:ascii="Raleway" w:hAnsi="Raleway"/>
+          <w:sz w:val="20"/>
+          <w:szCs w:val="20"/>
+        </w:rPr>
+      </w:pPr>
+      <w:r>
+        <w:rPr>
+          <w:rFonts w:ascii="Raleway" w:hAnsi="Raleway"/>
+          <w:sz w:val="20"/>
+          <w:szCs w:val="20"/>
+        </w:rPr>
         <w:tab/>
-      </w:r>
-      <w:r>
-        <w:rPr>
-          <w:b/>
-          <w:bCs/>
-        </w:rPr>
-        <w:t>{{EDU_1_INSTITUTION}}, {{EDU_1_LOCATION}}</w:t>
-      </w:r>
-    </w:p>
-    <w:p>
-      <w:pPr>
-        <w:pStyle w:val="SHText"/>
-        <w:tabs>
-          <w:tab w:val="left" w:pos="2127"/>
-        </w:tabs>
-      </w:pPr>
-      <w:r>
+        <w:tab/>
+        <w:tab/>
         <w:tab/>
         <w:t>{{EDU_1_DEGREE}}</w:t>
       </w:r>
     </w:p>
     <w:p>
       <w:pPr>
+        <w:pStyle w:val="32PD"/>
+        <w:rPr>
+          <w:rFonts w:ascii="Raleway" w:hAnsi="Raleway"/>
+        </w:rPr>
+      </w:pPr>
+      <w:r>
+        <w:rPr>
+          <w:rFonts w:ascii="Raleway" w:hAnsi="Raleway"/>
+        </w:rPr>
+        <w:t>{{EDU_1_EXTRA}}</w:t>
+      </w:r>
+    </w:p>
+    <w:p>
+      <w:pPr>
+        <w:pStyle w:val="30PD-BOD"/>
+        <w:rPr>
+          <w:rFonts w:ascii="Raleway" w:hAnsi="Raleway"/>
+          <w:noProof w:val="0"/>
+        </w:rPr>
+      </w:pPr>
+    </w:p>
+    <w:p>
+      <w:pPr>
         <w:pStyle w:val="SHText"/>
-        <w:tabs>
-          <w:tab w:val="left" w:pos="2127"/>
-        </w:tabs>
-      </w:pPr>
-      <w:r>
+        <w:ind w:left="-270"/>
+        <w:rPr>
+          <w:rFonts w:ascii="Raleway" w:hAnsi="Raleway"/>
+          <w:sz w:val="20"/>
+          <w:szCs w:val="20"/>
+        </w:rPr>
+      </w:pPr>
+      <w:r>
+        <w:rPr>
+          <w:rFonts w:ascii="Raleway" w:hAnsi="Raleway"/>
+          <w:sz w:val="20"/>
+          <w:szCs w:val="20"/>
+        </w:rPr>
+        <w:t>{{EDU_2_START}} – {{EDU_2_END}}:</w:t>
         <w:tab/>
-        <w:t>{{EDU_1_EXTRA}}</w:t>
-      </w:r>
-    </w:p>
-    <w:p>
-      <w:pPr>
-        <w:spacing w:before="0" w:after="0"/>
-      </w:pPr>
+        <w:tab/>
+      </w:r>
+      <w:r>
+        <w:rPr>
+          <w:rFonts w:ascii="Raleway" w:hAnsi="Raleway"/>
+          <w:b/>
+          <w:sz w:val="20"/>
+          <w:szCs w:val="20"/>
+        </w:rPr>
+        <w:t>{{EDU_2_INSTITUTION}} – {{EDU_2_LOCATION}}</w:t>
+      </w:r>
     </w:p>
     <w:p>
       <w:pPr>
         <w:pStyle w:val="SHText"/>
-        <w:tabs>
-          <w:tab w:val="left" w:pos="2127"/>
-        </w:tabs>
-      </w:pPr>
-      <w:r>
-        <w:rPr>
-          <w:b/>
-          <w:bCs/>
-        </w:rPr>
-        <w:t>{{EDU_2_START}} – {{EDU_2_END}}:</w:t>
-      </w:r>
-      <w:r>
+        <w:ind w:left="-360"/>
+        <w:rPr>
+          <w:rFonts w:ascii="Raleway" w:hAnsi="Raleway"/>
+          <w:sz w:val="20"/>
+          <w:szCs w:val="20"/>
+        </w:rPr>
+      </w:pPr>
+      <w:r>
+        <w:rPr>
+          <w:rFonts w:ascii="Raleway" w:hAnsi="Raleway"/>
+          <w:sz w:val="20"/>
+          <w:szCs w:val="20"/>
+        </w:rPr>
         <w:tab/>
-      </w:r>
-      <w:r>
-        <w:rPr>
-          <w:b/>
-          <w:bCs/>
-        </w:rPr>
-        <w:t>{{EDU_2_INSTITUTION}}, {{EDU_2_LOCATION}}</w:t>
-      </w:r>
-    </w:p>
-    <w:p>
-      <w:pPr>
-        <w:pStyle w:val="SHText"/>
-        <w:tabs>
-          <w:tab w:val="left" w:pos="2127"/>
-        </w:tabs>
-      </w:pPr>
-      <w:r>
+        <w:tab/>
+        <w:tab/>
         <w:tab/>
         <w:t>{{EDU_2_DEGREE}}</w:t>
       </w:r>
     </w:p>
     <w:p>
       <w:pPr>
+        <w:pStyle w:val="32PD"/>
+        <w:rPr>
+          <w:rFonts w:ascii="Raleway" w:hAnsi="Raleway"/>
+          <w:noProof w:val="0"/>
+        </w:rPr>
+      </w:pPr>
+      <w:r>
+        <w:rPr>
+          <w:rFonts w:ascii="Raleway" w:hAnsi="Raleway"/>
+          <w:noProof w:val="0"/>
+        </w:rPr>
+        <w:t>{{EDU_2_EXTRA}}</w:t>
+      </w:r>
+    </w:p>
+    <w:p>
+      <w:pPr>
+        <w:pStyle w:val="30PD-BOD"/>
+        <w:rPr>
+          <w:rFonts w:ascii="Raleway" w:hAnsi="Raleway"/>
+          <w:noProof w:val="0"/>
+        </w:rPr>
+      </w:pPr>
+    </w:p>
+    <w:p>
+      <w:pPr>
         <w:pStyle w:val="SHText"/>
-        <w:tabs>
-          <w:tab w:val="left" w:pos="2127"/>
-        </w:tabs>
-      </w:pPr>
-      <w:r>
+        <w:ind w:left="-270"/>
+        <w:rPr>
+          <w:rFonts w:ascii="Raleway" w:hAnsi="Raleway"/>
+          <w:sz w:val="20"/>
+          <w:szCs w:val="20"/>
+        </w:rPr>
+      </w:pPr>
+      <w:r>
+        <w:rPr>
+          <w:rFonts w:ascii="Raleway" w:hAnsi="Raleway"/>
+          <w:sz w:val="20"/>
+          <w:szCs w:val="20"/>
+        </w:rPr>
+        <w:t>{{EDU_3_START}} – {{EDU_3_END}}:</w:t>
         <w:tab/>
-        <w:t>{{EDU_2_EXTRA}}</w:t>
-      </w:r>
+        <w:tab/>
+      </w:r>
+      <w:r>
+        <w:rPr>
+          <w:rFonts w:ascii="Raleway" w:hAnsi="Raleway"/>
+          <w:b/>
+          <w:sz w:val="20"/>
+          <w:szCs w:val="20"/>
+        </w:rPr>
+        <w:t>{{EDU_3_INSTITUTION}} – {{EDU_3_LOCATION}}</w:t>
+      </w:r>
+    </w:p>
+    <w:p>
+      <w:pPr>
+        <w:pStyle w:val="SHText"/>
+        <w:ind w:left="-360"/>
+        <w:rPr>
+          <w:rFonts w:ascii="Raleway" w:hAnsi="Raleway"/>
+          <w:sz w:val="20"/>
+          <w:szCs w:val="20"/>
+        </w:rPr>
+      </w:pPr>
+      <w:r>
+        <w:rPr>
+          <w:rFonts w:ascii="Raleway" w:hAnsi="Raleway"/>
+          <w:sz w:val="20"/>
+          <w:szCs w:val="20"/>
+        </w:rPr>
+        <w:tab/>
+        <w:tab/>
+        <w:tab/>
+        <w:tab/>
+        <w:t>{{EDU_3_DEGREE}}</w:t>
+      </w:r>
+    </w:p>
+    <w:p>
+      <w:pPr>
+        <w:pStyle w:val="32PD"/>
+        <w:rPr>
+          <w:rFonts w:ascii="Raleway" w:hAnsi="Raleway"/>
+          <w:noProof w:val="0"/>
+        </w:rPr>
+      </w:pPr>
+      <w:r>
+        <w:rPr>
+          <w:rFonts w:ascii="Raleway" w:hAnsi="Raleway"/>
+          <w:noProof w:val="0"/>
+        </w:rPr>
+        <w:t>{{EDU_3_EXTRA}}</w:t>
+      </w:r>
+    </w:p>
+    <w:p>
+      <w:pPr>
+        <w:pStyle w:val="30PD-BOD"/>
+        <w:rPr>
+          <w:rFonts w:ascii="Raleway" w:hAnsi="Raleway"/>
+          <w:noProof w:val="0"/>
+        </w:rPr>
+      </w:pPr>
+    </w:p>
+    <w:p>
+      <w:pPr>
+        <w:pStyle w:val="30PD-BOD"/>
+        <w:rPr>
+          <w:rFonts w:ascii="Raleway" w:hAnsi="Raleway"/>
+          <w:noProof w:val="0"/>
+        </w:rPr>
+      </w:pPr>
     </w:p>
     <w:p>
       <w:pPr>
@@ -916,7 +1228,7 @@
         <w:spacing w:after="280"/>
         <w:ind w:left="-270" w:right="-475"/>
         <w:rPr>
-          <w:rFonts w:ascii="Raleway Medium" w:hAnsi="Raleway Medium"/>
+          <w:rFonts w:ascii="Raleway" w:hAnsi="Raleway"/>
           <w:b/>
           <w:bCs/>
           <w:spacing w:val="6"/>
@@ -924,7 +1236,7 @@
       </w:pPr>
       <w:r>
         <w:rPr>
-          <w:rFonts w:ascii="Raleway Medium" w:hAnsi="Raleway Medium"/>
+          <w:rFonts w:ascii="Raleway" w:hAnsi="Raleway"/>
           <w:b/>
           <w:bCs/>
           <w:spacing w:val="6"/>
@@ -935,23 +1247,60 @@
     <w:p>
       <w:pPr>
         <w:pStyle w:val="SHText"/>
-        <w:tabs>
-          <w:tab w:val="left" w:pos="2127"/>
-        </w:tabs>
-      </w:pPr>
-      <w:r>
-        <w:rPr>
-          <w:b/>
+        <w:ind w:left="-270"/>
+        <w:rPr>
+          <w:rFonts w:ascii="Raleway" w:hAnsi="Raleway"/>
+          <w:sz w:val="20"/>
+          <w:szCs w:val="20"/>
+        </w:rPr>
+      </w:pPr>
+      <w:r>
+        <w:rPr>
+          <w:rFonts w:ascii="Raleway" w:hAnsi="Raleway"/>
           <w:bCs/>
         </w:rPr>
+        <w:t>Accreditations</w:t>
+      </w:r>
+      <w:r>
+        <w:rPr>
+          <w:rFonts w:ascii="Raleway" w:hAnsi="Raleway"/>
+        </w:rPr>
+        <w:tab/>
+        <w:tab/>
+      </w:r>
+      <w:r>
+        <w:rPr>
+          <w:rStyle w:val="31PD-INDENTChar"/>
+          <w:rFonts w:ascii="Raleway" w:hAnsi="Raleway"/>
+          <w:noProof w:val="0"/>
+        </w:rPr>
         <w:t>{{QUAL_1}}</w:t>
       </w:r>
+    </w:p>
+    <w:p>
+      <w:pPr>
+        <w:pStyle w:val="30PD-BOD"/>
+        <w:rPr>
+          <w:rFonts w:ascii="Raleway" w:hAnsi="Raleway"/>
+          <w:noProof w:val="0"/>
+        </w:rPr>
+      </w:pPr>
+    </w:p>
+    <w:p>
+      <w:pPr>
+        <w:pStyle w:val="30PD-BOD"/>
+        <w:rPr>
+          <w:rFonts w:ascii="Raleway" w:hAnsi="Raleway"/>
+          <w:noProof w:val="0"/>
+        </w:rPr>
+      </w:pPr>
     </w:p>
     <w:p>
       <w:pPr>
         <w:pStyle w:val="SHText"/>
         <w:ind w:left="-270"/>
         <w:rPr>
+          <w:rFonts w:ascii="Raleway" w:hAnsi="Raleway"/>
           <w:b/>
           <w:bCs/>
           <w:sz w:val="20"/>
@@ -960,13 +1309,14 @@
       </w:pPr>
       <w:r>
         <w:rPr>
-          <w:rFonts w:ascii="Raleway Medium" w:hAnsi="Raleway Medium"/>
+          <w:rFonts w:ascii="Raleway" w:hAnsi="Raleway"/>
           <w:bCs/>
         </w:rPr>
         <w:t>Technical Skills</w:t>
       </w:r>
       <w:r>
         <w:rPr>
+          <w:rFonts w:ascii="Raleway" w:hAnsi="Raleway"/>
           <w:b/>
           <w:bCs/>
         </w:rPr>
@@ -975,32 +1325,44 @@
       </w:r>
       <w:r>
         <w:rPr>
+          <w:rFonts w:ascii="Raleway" w:hAnsi="Raleway"/>
           <w:sz w:val="20"/>
           <w:szCs w:val="20"/>
         </w:rPr>
-        <w:t>Qualification</w:t>
-      </w:r>
-    </w:p>
-    <w:p>
-      <w:pPr>
-        <w:pStyle w:val="SHText"/>
-      </w:pPr>
-      <w:r>
         <w:t>{{TECH_SKILLS}}</w:t>
       </w:r>
+    </w:p>
+    <w:p>
+      <w:pPr>
+        <w:pStyle w:val="30PD-BOD"/>
+        <w:rPr>
+          <w:rFonts w:ascii="Raleway" w:hAnsi="Raleway"/>
+          <w:noProof w:val="0"/>
+        </w:rPr>
+      </w:pPr>
+    </w:p>
+    <w:p>
+      <w:pPr>
+        <w:pStyle w:val="30PD-BOD"/>
+        <w:rPr>
+          <w:rFonts w:ascii="Raleway" w:hAnsi="Raleway"/>
+          <w:noProof w:val="0"/>
+        </w:rPr>
+      </w:pPr>
     </w:p>
     <w:p>
       <w:pPr>
         <w:pStyle w:val="SHText"/>
         <w:ind w:left="-270"/>
         <w:rPr>
+          <w:rFonts w:ascii="Raleway" w:hAnsi="Raleway"/>
           <w:sz w:val="20"/>
           <w:szCs w:val="20"/>
         </w:rPr>
       </w:pPr>
       <w:r>
         <w:rPr>
-          <w:rFonts w:ascii="Raleway Medium" w:hAnsi="Raleway Medium"/>
+          <w:rFonts w:ascii="Raleway" w:hAnsi="Raleway"/>
           <w:bCs/>
         </w:rPr>
         <w:t>Affiliations</w:t>
@@ -1009,32 +1371,44 @@
       </w:r>
       <w:r>
         <w:rPr>
+          <w:rFonts w:ascii="Raleway" w:hAnsi="Raleway"/>
           <w:sz w:val="20"/>
           <w:szCs w:val="20"/>
         </w:rPr>
-        <w:t>Role, Organization - City, ST (YYYY - YYYY)</w:t>
-      </w:r>
-    </w:p>
-    <w:p>
-      <w:pPr>
-        <w:pStyle w:val="SHText"/>
-      </w:pPr>
-      <w:r>
         <w:t>{{AFFILIATION_1}}</w:t>
       </w:r>
+    </w:p>
+    <w:p>
+      <w:pPr>
+        <w:pStyle w:val="30PD-BOD"/>
+        <w:rPr>
+          <w:rFonts w:ascii="Raleway" w:hAnsi="Raleway"/>
+          <w:noProof w:val="0"/>
+        </w:rPr>
+      </w:pPr>
+    </w:p>
+    <w:p>
+      <w:pPr>
+        <w:pStyle w:val="30PD-BOD"/>
+        <w:rPr>
+          <w:rFonts w:ascii="Raleway" w:hAnsi="Raleway"/>
+          <w:noProof w:val="0"/>
+        </w:rPr>
+      </w:pPr>
     </w:p>
     <w:p>
       <w:pPr>
         <w:pStyle w:val="SHText"/>
         <w:ind w:left="-270" w:right="-475"/>
         <w:rPr>
+          <w:rFonts w:ascii="Raleway" w:hAnsi="Raleway"/>
           <w:sz w:val="20"/>
           <w:szCs w:val="20"/>
         </w:rPr>
       </w:pPr>
       <w:r>
         <w:rPr>
-          <w:rFonts w:ascii="Raleway Medium" w:hAnsi="Raleway Medium"/>
+          <w:rFonts w:ascii="Raleway" w:hAnsi="Raleway"/>
           <w:bCs/>
         </w:rPr>
         <w:t>Media</w:t>
@@ -1042,40 +1416,53 @@
       </w:r>
       <w:r>
         <w:rPr>
+          <w:rFonts w:ascii="Raleway" w:hAnsi="Raleway"/>
           <w:sz w:val="20"/>
           <w:szCs w:val="20"/>
         </w:rPr>
         <w:tab/>
         <w:tab/>
-        <w:t>Featured Speaker, XYZ Event (Month YYYY)</w:t>
-      </w:r>
-    </w:p>
-    <w:p>
-      <w:pPr>
-        <w:pStyle w:val="SHText"/>
-      </w:pPr>
-      <w:r>
         <w:t>{{MEDIA_1}}</w:t>
       </w:r>
+    </w:p>
+    <w:p>
+      <w:pPr>
+        <w:pStyle w:val="30PD-BOD"/>
+        <w:rPr>
+          <w:rFonts w:ascii="Raleway" w:hAnsi="Raleway"/>
+          <w:noProof w:val="0"/>
+        </w:rPr>
+      </w:pPr>
+    </w:p>
+    <w:p>
+      <w:pPr>
+        <w:pStyle w:val="30PD-BOD"/>
+        <w:rPr>
+          <w:rFonts w:ascii="Raleway" w:hAnsi="Raleway"/>
+          <w:noProof w:val="0"/>
+        </w:rPr>
+      </w:pPr>
     </w:p>
     <w:p>
       <w:pPr>
         <w:pStyle w:val="SHText"/>
         <w:ind w:left="-270"/>
         <w:rPr>
+          <w:rFonts w:ascii="Raleway" w:hAnsi="Raleway"/>
           <w:sz w:val="20"/>
           <w:szCs w:val="20"/>
         </w:rPr>
       </w:pPr>
       <w:r>
         <w:rPr>
-          <w:rFonts w:ascii="Raleway Medium" w:hAnsi="Raleway Medium"/>
+          <w:rFonts w:ascii="Raleway" w:hAnsi="Raleway"/>
           <w:bCs/>
         </w:rPr>
         <w:t>Publications</w:t>
       </w:r>
       <w:r>
         <w:rPr>
+          <w:rFonts w:ascii="Raleway" w:hAnsi="Raleway"/>
           <w:b/>
           <w:bCs/>
         </w:rPr>
@@ -1084,115 +1471,149 @@
       </w:r>
       <w:r>
         <w:rPr>
+          <w:rFonts w:ascii="Raleway" w:hAnsi="Raleway"/>
           <w:sz w:val="20"/>
           <w:szCs w:val="20"/>
         </w:rPr>
-        <w:t>ADD</w:t>
-      </w:r>
-    </w:p>
-    <w:p>
-      <w:pPr>
-        <w:pStyle w:val="SHText"/>
-      </w:pPr>
-      <w:r>
         <w:t>{{PUBLICATIONS}}</w:t>
       </w:r>
+    </w:p>
+    <w:p>
+      <w:pPr>
+        <w:pStyle w:val="30PD-BOD"/>
+        <w:rPr>
+          <w:rFonts w:ascii="Raleway" w:hAnsi="Raleway"/>
+          <w:noProof w:val="0"/>
+        </w:rPr>
+      </w:pPr>
+    </w:p>
+    <w:p>
+      <w:pPr>
+        <w:pStyle w:val="30PD-BOD"/>
+        <w:rPr>
+          <w:rFonts w:ascii="Raleway" w:hAnsi="Raleway"/>
+          <w:noProof w:val="0"/>
+        </w:rPr>
+      </w:pPr>
     </w:p>
     <w:p>
       <w:pPr>
         <w:pStyle w:val="SHText"/>
         <w:ind w:left="-270"/>
         <w:rPr>
+          <w:rFonts w:ascii="Raleway" w:hAnsi="Raleway"/>
           <w:sz w:val="20"/>
           <w:szCs w:val="20"/>
         </w:rPr>
       </w:pPr>
       <w:r>
         <w:rPr>
-          <w:rFonts w:ascii="Raleway Medium" w:hAnsi="Raleway Medium"/>
+          <w:rFonts w:ascii="Raleway" w:hAnsi="Raleway"/>
           <w:bCs/>
         </w:rPr>
         <w:t>Nationality</w:t>
       </w:r>
       <w:r>
+        <w:rPr>
+          <w:rFonts w:ascii="Raleway" w:hAnsi="Raleway"/>
+        </w:rPr>
         <w:tab/>
         <w:tab/>
       </w:r>
       <w:r>
         <w:rPr>
+          <w:rFonts w:ascii="Raleway" w:hAnsi="Raleway"/>
           <w:sz w:val="20"/>
           <w:szCs w:val="20"/>
         </w:rPr>
-        <w:t>ADD</w:t>
-      </w:r>
-    </w:p>
-    <w:p>
-      <w:pPr>
-        <w:pStyle w:val="SHText"/>
-      </w:pPr>
-      <w:r>
         <w:t>{{NATIONALITY}}</w:t>
       </w:r>
+    </w:p>
+    <w:p>
+      <w:pPr>
+        <w:pStyle w:val="30PD-BOD"/>
+        <w:rPr>
+          <w:rFonts w:ascii="Raleway" w:hAnsi="Raleway"/>
+          <w:noProof w:val="0"/>
+        </w:rPr>
+      </w:pPr>
+    </w:p>
+    <w:p>
+      <w:pPr>
+        <w:pStyle w:val="30PD-BOD"/>
+        <w:rPr>
+          <w:rFonts w:ascii="Raleway" w:hAnsi="Raleway"/>
+          <w:noProof w:val="0"/>
+        </w:rPr>
+      </w:pPr>
     </w:p>
     <w:p>
       <w:pPr>
         <w:pStyle w:val="SHText"/>
         <w:ind w:left="-270"/>
         <w:rPr>
+          <w:rFonts w:ascii="Raleway" w:hAnsi="Raleway"/>
           <w:sz w:val="20"/>
           <w:szCs w:val="20"/>
         </w:rPr>
       </w:pPr>
       <w:r>
         <w:rPr>
-          <w:rFonts w:ascii="Raleway Medium" w:hAnsi="Raleway Medium"/>
+          <w:rFonts w:ascii="Raleway" w:hAnsi="Raleway"/>
           <w:bCs/>
         </w:rPr>
         <w:t>Languages</w:t>
       </w:r>
       <w:r>
+        <w:rPr>
+          <w:rFonts w:ascii="Raleway" w:hAnsi="Raleway"/>
+        </w:rPr>
         <w:tab/>
         <w:tab/>
       </w:r>
       <w:r>
         <w:rPr>
+          <w:rFonts w:ascii="Raleway" w:hAnsi="Raleway"/>
           <w:sz w:val="20"/>
           <w:szCs w:val="20"/>
         </w:rPr>
-        <w:t>ADD</w:t>
+        <w:t>{{LANGUAGES}}</w:t>
         <w:tab/>
         <w:tab/>
-        <w:t>Level  (Native / Bilingual, Fluent, Conversational, etc.)</w:t>
-      </w:r>
-    </w:p>
-    <w:p>
-      <w:pPr>
-        <w:pStyle w:val="SHText"/>
-      </w:pPr>
-      <w:r>
-        <w:t>{{LANGUAGES}}</w:t>
-      </w:r>
-    </w:p>
-    <w:p>
-      <w:pPr>
-        <w:pStyle w:val="SHText"/>
-      </w:pPr>
-      <w:r>
         <w:t>{{LANGUAGES_LEVEL}}</w:t>
       </w:r>
+    </w:p>
+    <w:p>
+      <w:pPr>
+        <w:pStyle w:val="31PD-INDENT"/>
+        <w:rPr>
+          <w:rFonts w:ascii="Raleway" w:hAnsi="Raleway"/>
+          <w:noProof w:val="0"/>
+        </w:rPr>
+      </w:pPr>
+    </w:p>
+    <w:p>
+      <w:pPr>
+        <w:pStyle w:val="30PD-BOD"/>
+        <w:rPr>
+          <w:rFonts w:ascii="Raleway" w:hAnsi="Raleway"/>
+          <w:noProof w:val="0"/>
+        </w:rPr>
+      </w:pPr>
     </w:p>
     <w:p>
       <w:pPr>
         <w:pStyle w:val="SHText"/>
         <w:ind w:left="-270"/>
         <w:rPr>
+          <w:rFonts w:ascii="Raleway" w:hAnsi="Raleway"/>
           <w:sz w:val="20"/>
           <w:szCs w:val="20"/>
         </w:rPr>
       </w:pPr>
       <w:r>
         <w:rPr>
-          <w:rFonts w:ascii="Raleway Medium" w:hAnsi="Raleway Medium"/>
+          <w:rFonts w:ascii="Raleway" w:hAnsi="Raleway"/>
           <w:bCs/>
         </w:rPr>
         <w:t>Interests</w:t>
@@ -1200,6 +1621,7 @@
       </w:r>
       <w:r>
         <w:rPr>
+          <w:rFonts w:ascii="Raleway" w:hAnsi="Raleway"/>
           <w:b/>
           <w:bCs/>
         </w:rPr>
@@ -1208,20 +1630,29 @@
       </w:r>
       <w:r>
         <w:rPr>
+          <w:rFonts w:ascii="Raleway" w:hAnsi="Raleway"/>
           <w:sz w:val="20"/>
           <w:szCs w:val="20"/>
         </w:rPr>
-        <w:t>ADD</w:t>
-      </w:r>
-    </w:p>
-    <w:p>
-      <w:pPr>
-        <w:pStyle w:val="SHText"/>
-      </w:pPr>
-      <w:r>
         <w:t>{{INTERESTS}}</w:t>
       </w:r>
     </w:p>
+    <w:bookmarkEnd w:id="2"/>
+    <w:p>
+      <w:pPr>
+        <w:pStyle w:val="30PD-BOD"/>
+        <w:jc w:val="left"/>
+        <w:rPr>
+          <w:rFonts w:ascii="Raleway" w:hAnsi="Raleway"/>
+        </w:rPr>
+      </w:pPr>
+    </w:p>
+    <w:sectPr>
+      <w:pgSz w:w="11906" w:h="16838"/>
+      <w:pgMar w:top="1440" w:right="1440" w:bottom="1560" w:left="1440" w:header="1008" w:footer="382" w:gutter="0"/>
+      <w:cols w:space="708"/>
+      <w:docGrid w:linePitch="360"/>
+    </w:sectPr>
   </w:body>
 </w:document>
 </file>
@@ -1252,84 +1683,6 @@
 </file>
 
 <file path=word/footer1.xml><?xml version="1.0" encoding="utf-8"?>
-<w:ftr xmlns:wpc="http://schemas.microsoft.com/office/word/2010/wordprocessingCanvas" xmlns:cx="http://schemas.microsoft.com/office/drawing/2014/chartex" xmlns:cx1="http://schemas.microsoft.com/office/drawing/2015/9/8/chartex" xmlns:cx2="http://schemas.microsoft.com/office/drawing/2015/10/21/chartex" xmlns:cx3="http://schemas.microsoft.com/office/drawing/2016/5/9/chartex" xmlns:cx4="http://schemas.microsoft.com/office/drawing/2016/5/10/chartex" xmlns:cx5="http://schemas.microsoft.com/office/drawing/2016/5/11/chartex" xmlns:cx6="http://schemas.microsoft.com/office/drawing/2016/5/12/chartex" xmlns:cx7="http://schemas.microsoft.com/office/drawing/2016/5/13/chartex" xmlns:cx8="http://schemas.microsoft.com/office/drawing/2016/5/14/chartex" xmlns:mc="http://schemas.openxmlformats.org/markup-compatibility/2006" xmlns:aink="http://schemas.microsoft.com/office/drawing/2016/ink" xmlns:am3d="http://schemas.microsoft.com/office/drawing/2017/model3d" xmlns:o="urn:schemas-microsoft-com:office:office" xmlns:oel="http://schemas.microsoft.com/office/2019/extlst" xmlns:r="http://schemas.openxmlformats.org/officeDocument/2006/relationships" xmlns:m="http://schemas.openxmlformats.org/officeDocument/2006/math" xmlns:v="urn:schemas-microsoft-com:vml" xmlns:wp14="http://schemas.microsoft.com/office/word/2010/wordprocessingDrawing" xmlns:wp="http://schemas.openxmlformats.org/drawingml/2006/wordprocessingDrawing" xmlns:w10="urn:schemas-microsoft-com:office:word" xmlns:w="http://schemas.openxmlformats.org/wordprocessingml/2006/main" xmlns:w14="http://schemas.microsoft.com/office/word/2010/wordml" xmlns:w15="http://schemas.microsoft.com/office/word/2012/wordml" xmlns:w16cex="http://schemas.microsoft.com/office/word/2018/wordml/cex" xmlns:w16cid="http://schemas.microsoft.com/office/word/2016/wordml/cid" xmlns:w16="http://schemas.microsoft.com/office/word/2018/wordml" xmlns:w16du="http://schemas.microsoft.com/office/word/2023/wordml/word16du" xmlns:w16sdtdh="http://schemas.microsoft.com/office/word/2020/wordml/sdtdatahash" xmlns:w16sdtfl="http://schemas.microsoft.com/office/word/2024/wordml/sdtformatlock" xmlns:w16se="http://schemas.microsoft.com/office/word/2015/wordml/symex" xmlns:wpg="http://schemas.microsoft.com/office/word/2010/wordprocessingGroup" xmlns:wpi="http://schemas.microsoft.com/office/word/2010/wordprocessingInk" xmlns:wne="http://schemas.microsoft.com/office/word/2006/wordml" xmlns:wps="http://schemas.microsoft.com/office/word/2010/wordprocessingShape" mc:Ignorable="w14 w15 w16se w16cid w16 w16cex w16sdtdh w16sdtfl w16du wp14">
-  <w:p>
-    <w:pPr>
-      <w:pStyle w:val="Footer"/>
-    </w:pPr>
-    <w:r>
-      <w:rPr>
-        <w:noProof/>
-      </w:rPr>
-      <w:drawing>
-        <wp:anchor distT="0" distB="0" distL="114300" distR="114300" simplePos="0" relativeHeight="251658246" behindDoc="1" locked="0" layoutInCell="1" allowOverlap="1" wp14:anchorId="2482383D" wp14:editId="32B44238">
-          <wp:simplePos x="0" y="0"/>
-          <wp:positionH relativeFrom="page">
-            <wp:posOffset>0</wp:posOffset>
-          </wp:positionH>
-          <wp:positionV relativeFrom="paragraph">
-            <wp:posOffset>-3999865</wp:posOffset>
-          </wp:positionV>
-          <wp:extent cx="7552944" cy="4645152"/>
-          <wp:effectExtent l="0" t="0" r="0" b="3175"/>
-          <wp:wrapNone/>
-          <wp:docPr id="202" name="Picture 202" descr="A black and grey dotted background  Description automatically generated"/>
-          <wp:cNvGraphicFramePr>
-            <a:graphicFrameLocks xmlns:a="http://schemas.openxmlformats.org/drawingml/2006/main" noChangeAspect="1"/>
-          </wp:cNvGraphicFramePr>
-          <a:graphic xmlns:a="http://schemas.openxmlformats.org/drawingml/2006/main">
-            <a:graphicData uri="http://schemas.openxmlformats.org/drawingml/2006/picture">
-              <pic:pic xmlns:pic="http://schemas.openxmlformats.org/drawingml/2006/picture">
-                <pic:nvPicPr>
-                  <pic:cNvPr id="202" name="Picture 202" descr="A black and grey dotted background  Description automatically generated"/>
-                  <pic:cNvPicPr/>
-                </pic:nvPicPr>
-                <pic:blipFill>
-                  <a:blip r:embed="rId1">
-                    <a:duotone>
-                      <a:prstClr val="black"/>
-                      <a:schemeClr val="accent3">
-                        <a:tint val="45000"/>
-                        <a:satMod val="400000"/>
-                      </a:schemeClr>
-                    </a:duotone>
-                    <a:alphaModFix amt="70000"/>
-                    <a:extLst>
-                      <a:ext uri="{28A0092B-C50C-407E-A947-70E740481C1C}">
-                        <a14:useLocalDpi xmlns:a14="http://schemas.microsoft.com/office/drawing/2010/main" val="0"/>
-                      </a:ext>
-                    </a:extLst>
-                  </a:blip>
-                  <a:stretch>
-                    <a:fillRect/>
-                  </a:stretch>
-                </pic:blipFill>
-                <pic:spPr>
-                  <a:xfrm>
-                    <a:off x="0" y="0"/>
-                    <a:ext cx="7552944" cy="4645152"/>
-                  </a:xfrm>
-                  <a:prstGeom prst="rect">
-                    <a:avLst/>
-                  </a:prstGeom>
-                </pic:spPr>
-              </pic:pic>
-            </a:graphicData>
-          </a:graphic>
-          <wp14:sizeRelH relativeFrom="page">
-            <wp14:pctWidth>0</wp14:pctWidth>
-          </wp14:sizeRelH>
-          <wp14:sizeRelV relativeFrom="page">
-            <wp14:pctHeight>0</wp14:pctHeight>
-          </wp14:sizeRelV>
-        </wp:anchor>
-      </w:drawing>
-    </w:r>
-  </w:p>
-</w:ftr>
-</file>
-
-<file path=word/footer2.xml><?xml version="1.0" encoding="utf-8"?>
 <w:ftr xmlns:wpc="http://schemas.microsoft.com/office/word/2010/wordprocessingCanvas" xmlns:cx="http://schemas.microsoft.com/office/drawing/2014/chartex" xmlns:cx1="http://schemas.microsoft.com/office/drawing/2015/9/8/chartex" xmlns:cx2="http://schemas.microsoft.com/office/drawing/2015/10/21/chartex" xmlns:cx3="http://schemas.microsoft.com/office/drawing/2016/5/9/chartex" xmlns:cx4="http://schemas.microsoft.com/office/drawing/2016/5/10/chartex" xmlns:cx5="http://schemas.microsoft.com/office/drawing/2016/5/11/chartex" xmlns:cx6="http://schemas.microsoft.com/office/drawing/2016/5/12/chartex" xmlns:cx7="http://schemas.microsoft.com/office/drawing/2016/5/13/chartex" xmlns:cx8="http://schemas.microsoft.com/office/drawing/2016/5/14/chartex" xmlns:mc="http://schemas.openxmlformats.org/markup-compatibility/2006" xmlns:aink="http://schemas.microsoft.com/office/drawing/2016/ink" xmlns:am3d="http://schemas.microsoft.com/office/drawing/2017/model3d" xmlns:o="urn:schemas-microsoft-com:office:office" xmlns:oel="http://schemas.microsoft.com/office/2019/extlst" xmlns:r="http://schemas.openxmlformats.org/officeDocument/2006/relationships" xmlns:m="http://schemas.openxmlformats.org/officeDocument/2006/math" xmlns:v="urn:schemas-microsoft-com:vml" xmlns:wp14="http://schemas.microsoft.com/office/word/2010/wordprocessingDrawing" xmlns:wp="http://schemas.openxmlformats.org/drawingml/2006/wordprocessingDrawing" xmlns:w10="urn:schemas-microsoft-com:office:word" xmlns:w="http://schemas.openxmlformats.org/wordprocessingml/2006/main" xmlns:w14="http://schemas.microsoft.com/office/word/2010/wordml" xmlns:w15="http://schemas.microsoft.com/office/word/2012/wordml" xmlns:w16cex="http://schemas.microsoft.com/office/word/2018/wordml/cex" xmlns:w16cid="http://schemas.microsoft.com/office/word/2016/wordml/cid" xmlns:w16="http://schemas.microsoft.com/office/word/2018/wordml" xmlns:w16du="http://schemas.microsoft.com/office/word/2023/wordml/word16du" xmlns:w16sdtdh="http://schemas.microsoft.com/office/word/2020/wordml/sdtdatahash" xmlns:w16sdtfl="http://schemas.microsoft.com/office/word/2024/wordml/sdtformatlock" xmlns:w16se="http://schemas.microsoft.com/office/word/2015/wordml/symex" xmlns:wpg="http://schemas.microsoft.com/office/word/2010/wordprocessingGroup" xmlns:wpi="http://schemas.microsoft.com/office/word/2010/wordprocessingInk" xmlns:wne="http://schemas.microsoft.com/office/word/2006/wordml" xmlns:wps="http://schemas.microsoft.com/office/word/2010/wordprocessingShape" mc:Ignorable="w14 w15 w16se w16cid w16 w16cex w16sdtdh w16sdtfl w16du wp14">
   <w:p>
     <w:pPr>
@@ -1407,141 +1760,6 @@
     </w:pPr>
     <w:r>
       <w:rPr>
-        <w:noProof/>
-      </w:rPr>
-      <w:drawing>
-        <wp:anchor distT="0" distB="0" distL="114300" distR="114300" simplePos="0" relativeHeight="251658245" behindDoc="1" locked="0" layoutInCell="1" allowOverlap="1" wp14:anchorId="080293B5" wp14:editId="65E9459E">
-          <wp:simplePos x="0" y="0"/>
-          <wp:positionH relativeFrom="page">
-            <wp:posOffset>698500</wp:posOffset>
-          </wp:positionH>
-          <wp:positionV relativeFrom="page">
-            <wp:posOffset>10138996</wp:posOffset>
-          </wp:positionV>
-          <wp:extent cx="2044700" cy="414655"/>
-          <wp:effectExtent l="0" t="0" r="0" b="4445"/>
-          <wp:wrapNone/>
-          <wp:docPr id="370858350" name="Picture 370858350" descr="Logo  Description automatically generated"/>
-          <wp:cNvGraphicFramePr>
-            <a:graphicFrameLocks xmlns:a="http://schemas.openxmlformats.org/drawingml/2006/main" noChangeAspect="1"/>
-          </wp:cNvGraphicFramePr>
-          <a:graphic xmlns:a="http://schemas.openxmlformats.org/drawingml/2006/main">
-            <a:graphicData uri="http://schemas.openxmlformats.org/drawingml/2006/picture">
-              <pic:pic xmlns:pic="http://schemas.openxmlformats.org/drawingml/2006/picture">
-                <pic:nvPicPr>
-                  <pic:cNvPr id="3" name="Picture 3" descr="Logo  Description automatically generated"/>
-                  <pic:cNvPicPr>
-                    <a:picLocks noChangeAspect="1" noChangeArrowheads="1"/>
-                  </pic:cNvPicPr>
-                </pic:nvPicPr>
-                <pic:blipFill>
-                  <a:blip r:embed="rId1">
-                    <a:extLst>
-                      <a:ext uri="{28A0092B-C50C-407E-A947-70E740481C1C}">
-                        <a14:useLocalDpi xmlns:a14="http://schemas.microsoft.com/office/drawing/2010/main" val="0"/>
-                      </a:ext>
-                    </a:extLst>
-                  </a:blip>
-                  <a:srcRect/>
-                  <a:stretch>
-                    <a:fillRect/>
-                  </a:stretch>
-                </pic:blipFill>
-                <pic:spPr bwMode="auto">
-                  <a:xfrm>
-                    <a:off x="0" y="0"/>
-                    <a:ext cx="2044700" cy="414655"/>
-                  </a:xfrm>
-                  <a:prstGeom prst="rect">
-                    <a:avLst/>
-                  </a:prstGeom>
-                  <a:noFill/>
-                  <a:ln>
-                    <a:noFill/>
-                  </a:ln>
-                </pic:spPr>
-              </pic:pic>
-            </a:graphicData>
-          </a:graphic>
-          <wp14:sizeRelH relativeFrom="margin">
-            <wp14:pctWidth>0</wp14:pctWidth>
-          </wp14:sizeRelH>
-          <wp14:sizeRelV relativeFrom="margin">
-            <wp14:pctHeight>0</wp14:pctHeight>
-          </wp14:sizeRelV>
-        </wp:anchor>
-      </w:drawing>
-    </w:r>
-    <w:r>
-      <w:rPr>
-        <w:noProof/>
-      </w:rPr>
-      <w:drawing>
-        <wp:anchor distT="0" distB="0" distL="114300" distR="114300" simplePos="0" relativeHeight="251658240" behindDoc="1" locked="0" layoutInCell="1" allowOverlap="1" wp14:anchorId="4120A773" wp14:editId="1CC4B395">
-          <wp:simplePos x="0" y="0"/>
-          <wp:positionH relativeFrom="page">
-            <wp:posOffset>4651</wp:posOffset>
-          </wp:positionH>
-          <wp:positionV relativeFrom="paragraph">
-            <wp:posOffset>-4205605</wp:posOffset>
-          </wp:positionV>
-          <wp:extent cx="7552944" cy="4645152"/>
-          <wp:effectExtent l="0" t="0" r="0" b="3175"/>
-          <wp:wrapNone/>
-          <wp:docPr id="1576283600" name="Picture 1576283600" descr="A black and grey dotted background  Description automatically generated"/>
-          <wp:cNvGraphicFramePr>
-            <a:graphicFrameLocks xmlns:a="http://schemas.openxmlformats.org/drawingml/2006/main" noChangeAspect="1"/>
-          </wp:cNvGraphicFramePr>
-          <a:graphic xmlns:a="http://schemas.openxmlformats.org/drawingml/2006/main">
-            <a:graphicData uri="http://schemas.openxmlformats.org/drawingml/2006/picture">
-              <pic:pic xmlns:pic="http://schemas.openxmlformats.org/drawingml/2006/picture">
-                <pic:nvPicPr>
-                  <pic:cNvPr id="202" name="Picture 202" descr="A black and grey dotted background  Description automatically generated"/>
-                  <pic:cNvPicPr/>
-                </pic:nvPicPr>
-                <pic:blipFill>
-                  <a:blip r:embed="rId2">
-                    <a:duotone>
-                      <a:prstClr val="black"/>
-                      <a:schemeClr val="accent3">
-                        <a:tint val="45000"/>
-                        <a:satMod val="400000"/>
-                      </a:schemeClr>
-                    </a:duotone>
-                    <a:alphaModFix amt="70000"/>
-                    <a:extLst>
-                      <a:ext uri="{28A0092B-C50C-407E-A947-70E740481C1C}">
-                        <a14:useLocalDpi xmlns:a14="http://schemas.microsoft.com/office/drawing/2010/main" val="0"/>
-                      </a:ext>
-                    </a:extLst>
-                  </a:blip>
-                  <a:stretch>
-                    <a:fillRect/>
-                  </a:stretch>
-                </pic:blipFill>
-                <pic:spPr>
-                  <a:xfrm>
-                    <a:off x="0" y="0"/>
-                    <a:ext cx="7552944" cy="4645152"/>
-                  </a:xfrm>
-                  <a:prstGeom prst="rect">
-                    <a:avLst/>
-                  </a:prstGeom>
-                </pic:spPr>
-              </pic:pic>
-            </a:graphicData>
-          </a:graphic>
-          <wp14:sizeRelH relativeFrom="page">
-            <wp14:pctWidth>0</wp14:pctWidth>
-          </wp14:sizeRelH>
-          <wp14:sizeRelV relativeFrom="page">
-            <wp14:pctHeight>0</wp14:pctHeight>
-          </wp14:sizeRelV>
-        </wp:anchor>
-      </w:drawing>
-    </w:r>
-    <w:r>
-      <w:rPr>
         <w:rFonts w:ascii="ITC Franklin Gothic Std Book" w:hAnsi="ITC Franklin Gothic Std Book"/>
         <w:b/>
         <w:noProof/>
@@ -1553,15 +1771,15 @@
       <mc:AlternateContent>
         <mc:Choice Requires="wps">
           <w:drawing>
-            <wp:anchor distT="0" distB="0" distL="114300" distR="114300" simplePos="0" relativeHeight="251658243" behindDoc="0" locked="0" layoutInCell="1" allowOverlap="1" wp14:anchorId="412A1593" wp14:editId="068A75F5">
+            <wp:anchor distT="0" distB="0" distL="114300" distR="114300" simplePos="0" relativeHeight="251658243" behindDoc="0" locked="0" layoutInCell="1" allowOverlap="1" wp14:anchorId="412A1593" wp14:editId="2654B572">
               <wp:simplePos x="0" y="0"/>
               <wp:positionH relativeFrom="margin">
-                <wp:posOffset>2235200</wp:posOffset>
+                <wp:posOffset>-6985</wp:posOffset>
               </wp:positionH>
               <wp:positionV relativeFrom="paragraph">
-                <wp:posOffset>-83375</wp:posOffset>
+                <wp:posOffset>-615950</wp:posOffset>
               </wp:positionV>
-              <wp:extent cx="3735094" cy="444500"/>
+              <wp:extent cx="5738648" cy="1024759"/>
               <wp:effectExtent l="0" t="0" r="0" b="0"/>
               <wp:wrapNone/>
               <wp:docPr id="1" name="Text Box 20"/>
@@ -1577,7 +1795,7 @@
                     <wps:spPr bwMode="auto">
                       <a:xfrm>
                         <a:off x="0" y="0"/>
-                        <a:ext cx="3735094" cy="444500"/>
+                        <a:ext cx="5738648" cy="1024759"/>
                       </a:xfrm>
                       <a:prstGeom prst="rect">
                         <a:avLst/>
@@ -1610,6 +1828,106 @@
                       <w:txbxContent>
                         <w:p>
                           <w:pPr>
+                            <w:pStyle w:val="SHText"/>
+                            <w:ind w:left="-567" w:right="-46"/>
+                            <w:jc w:val="center"/>
+                            <w:rPr>
+                              <w:rFonts w:ascii="Raleway Medium" w:hAnsi="Raleway Medium"/>
+                              <w:color w:val="2F5496" w:themeColor="accent1" w:themeShade="BF"/>
+                              <w:sz w:val="20"/>
+                              <w:szCs w:val="20"/>
+                            </w:rPr>
+                          </w:pPr>
+                          <w:r>
+                            <w:rPr>
+                              <w:rFonts w:ascii="Raleway Medium" w:hAnsi="Raleway Medium"/>
+                              <w:i/>
+                              <w:color w:val="2F5496" w:themeColor="accent1" w:themeShade="BF"/>
+                              <w:sz w:val="20"/>
+                              <w:szCs w:val="20"/>
+                            </w:rPr>
+                            <w:t>This profile is submitted in confidence and subject to Sheffield Haworth’s standard terms and conditions. A copy of these can be provided upon request.</w:t>
+                          </w:r>
+                        </w:p>
+                        <w:p>
+                          <w:pPr>
+                            <w:tabs>
+                              <w:tab w:val="center" w:pos="4153"/>
+                              <w:tab w:val="right" w:pos="8306"/>
+                            </w:tabs>
+                            <w:overflowPunct w:val="0"/>
+                            <w:autoSpaceDE w:val="0"/>
+                            <w:autoSpaceDN w:val="0"/>
+                            <w:adjustRightInd w:val="0"/>
+                            <w:spacing w:after="0" w:line="240" w:lineRule="auto"/>
+                            <w:ind w:left="-567" w:right="-752"/>
+                            <w:textAlignment w:val="baseline"/>
+                            <w:rPr>
+                              <w:rFonts w:ascii="Raleway" w:hAnsi="Raleway"/>
+                              <w:noProof/>
+                              <w:color w:val="002060"/>
+                              <w:sz w:val="20"/>
+                              <w:szCs w:val="20"/>
+                            </w:rPr>
+                          </w:pPr>
+                        </w:p>
+                        <w:p>
+                          <w:pPr>
+                            <w:tabs>
+                              <w:tab w:val="center" w:pos="4153"/>
+                              <w:tab w:val="right" w:pos="8306"/>
+                            </w:tabs>
+                            <w:overflowPunct w:val="0"/>
+                            <w:autoSpaceDE w:val="0"/>
+                            <w:autoSpaceDN w:val="0"/>
+                            <w:adjustRightInd w:val="0"/>
+                            <w:spacing w:after="0" w:line="240" w:lineRule="auto"/>
+                            <w:ind w:left="-567" w:right="-752"/>
+                            <w:textAlignment w:val="baseline"/>
+                            <w:rPr>
+                              <w:rFonts w:ascii="Raleway" w:hAnsi="Raleway"/>
+                              <w:noProof/>
+                              <w:color w:val="002060"/>
+                              <w:sz w:val="20"/>
+                              <w:szCs w:val="20"/>
+                            </w:rPr>
+                          </w:pPr>
+                        </w:p>
+                        <w:p>
+                          <w:pPr>
+                            <w:tabs>
+                              <w:tab w:val="center" w:pos="4153"/>
+                              <w:tab w:val="right" w:pos="8306"/>
+                            </w:tabs>
+                            <w:overflowPunct w:val="0"/>
+                            <w:autoSpaceDE w:val="0"/>
+                            <w:autoSpaceDN w:val="0"/>
+                            <w:adjustRightInd w:val="0"/>
+                            <w:spacing w:after="0" w:line="240" w:lineRule="auto"/>
+                            <w:ind w:left="-567" w:right="-752"/>
+                            <w:jc w:val="center"/>
+                            <w:textAlignment w:val="baseline"/>
+                            <w:rPr>
+                              <w:rFonts w:ascii="Raleway" w:hAnsi="Raleway"/>
+                              <w:noProof/>
+                              <w:color w:val="002060"/>
+                              <w:sz w:val="20"/>
+                              <w:szCs w:val="20"/>
+                            </w:rPr>
+                          </w:pPr>
+                          <w:r>
+                            <w:rPr>
+                              <w:rFonts w:ascii="Raleway" w:hAnsi="Raleway"/>
+                              <w:noProof/>
+                              <w:color w:val="002060"/>
+                              <w:sz w:val="20"/>
+                              <w:szCs w:val="20"/>
+                            </w:rPr>
+                            <w:t>www.sheffieldhaworth.com</w:t>
+                          </w:r>
+                        </w:p>
+                        <w:p>
+                          <w:pPr>
                             <w:jc w:val="center"/>
                             <w:rPr>
                               <w:rFonts w:ascii="Raleway Light" w:hAnsi="Raleway Light"/>
@@ -1619,16 +1937,6 @@
                               <w:szCs w:val="16"/>
                             </w:rPr>
                           </w:pPr>
-                          <w:r>
-                            <w:rPr>
-                              <w:rFonts w:ascii="Raleway Light" w:hAnsi="Raleway Light"/>
-                              <w:i/>
-                              <w:color w:val="595959"/>
-                              <w:sz w:val="16"/>
-                              <w:szCs w:val="16"/>
-                            </w:rPr>
-                            <w:t>This is a private and confidential document prepared by Sheffield Haworth.</w:t>
-                          </w:r>
                         </w:p>
                       </w:txbxContent>
                     </wps:txbx>
@@ -1653,9 +1961,109 @@
               <v:stroke joinstyle="miter"/>
               <v:path gradientshapeok="t" o:connecttype="rect"/>
             </v:shapetype>
-            <v:shape id="Text Box 20" o:spid="_x0000_s1026" type="#_x0000_t202" style="position:absolute;left:0;text-align:left;margin-left:176pt;margin-top:-6.55pt;width:294.1pt;height:35pt;z-index:251658243;visibility:visible;mso-wrap-style:square;mso-width-percent:0;mso-height-percent:0;mso-wrap-distance-left:9pt;mso-wrap-distance-top:0;mso-wrap-distance-right:9pt;mso-wrap-distance-bottom:0;mso-position-horizontal:absolute;mso-position-horizontal-relative:margin;mso-position-vertical:absolute;mso-position-vertical-relative:text;mso-width-percent:0;mso-height-percent:0;mso-width-relative:page;mso-height-relative:page;v-text-anchor:top" o:gfxdata="UEsDBBQABgAIAAAAIQC2gziS/gAAAOEBAAATAAAAW0NvbnRlbnRfVHlwZXNdLnhtbJSRQU7DMBBF 90jcwfIWJU67QAgl6YK0S0CoHGBkTxKLZGx5TGhvj5O2G0SRWNoz/78nu9wcxkFMGNg6quQqL6RA 0s5Y6ir5vt9lD1JwBDIwOMJKHpHlpr69KfdHjyxSmriSfYz+USnWPY7AufNIadK6MEJMx9ApD/oD OlTrorhX2lFEilmcO2RdNtjC5xDF9pCuTyYBB5bi6bQ4syoJ3g9WQ0ymaiLzg5KdCXlKLjvcW893 SUOqXwnz5DrgnHtJTxOsQfEKIT7DmDSUCaxw7Rqn8787ZsmRM9e2VmPeBN4uqYvTtW7jvijg9N/y JsXecLq0q+WD6m8AAAD//wMAUEsDBBQABgAIAAAAIQA4/SH/1gAAAJQBAAALAAAAX3JlbHMvLnJl bHOkkMFqwzAMhu+DvYPRfXGawxijTi+j0GvpHsDYimMaW0Yy2fr2M4PBMnrbUb/Q94l/f/hMi1qR JVI2sOt6UJgd+ZiDgffL8ekFlFSbvV0oo4EbChzGx4f9GRdb25HMsYhqlCwG5lrLq9biZkxWOiqY 22YiTra2kYMu1l1tQD30/bPm3wwYN0x18gb45AdQl1tp5j/sFB2T0FQ7R0nTNEV3j6o9feQzro1i OWA14Fm+Q8a1a8+Bvu/d/dMb2JY5uiPbhG/ktn4cqGU/er3pcvwCAAD//wMAUEsDBBQABgAIAAAA IQDEBovH3AEAAKEDAAAOAAAAZHJzL2Uyb0RvYy54bWysU9tu2zAMfR+wfxD0vthp3W014hRdiw4D ugvQ9QNoWY6F2aJGKbGzrx8lp2m2vRV7EUSKPjznkF5dTUMvdpq8QVvJ5SKXQluFjbGbSj5+v3vz XgofwDbQo9WV3Gsvr9avX61GV+oz7LBvNAkGsb4cXSW7EFyZZV51egC/QKctP7ZIAwQOaZM1BCOj D312ludvsxGpcYRKe8/Z2/lRrhN+22oVvrat10H0lWRuIZ2Uzjqe2XoF5YbAdUYdaMALWAxgLDc9 Qt1CALEl8w/UYBShxzYsFA4Ztq1ROmlgNcv8LzUPHTidtLA53h1t8v8PVn3ZPbhvJML0ASceYBLh 3T2qH15YvOnAbvQ1EY6dhoYbL6Nl2eh8efg0Wu1LH0Hq8TM2PGTYBkxAU0tDdIV1CkbnAeyPpusp CMXJ83fnF/llIYXit6IoLvI0lQzKp68d+fBR4yDipZLEQ03osLv3IbKB8qkkNrN4Z/o+Dba3fyS4 MGYS+0h4ph6meuLqqKLGZs86COc94b3mS4f0S4qRd6SS/ucWSEvRf7LsxeWyKOJSnQZ0GtSnAVjF UJUMUszXmzAv4taR2XTcaXbf4jX715ok7ZnVgTfvQVJ82Nm4aKdxqnr+s9a/AQAA//8DAFBLAwQU AAYACAAAACEAc/w/9N8AAAAKAQAADwAAAGRycy9kb3ducmV2LnhtbEyPy07DMBRE90j8g3WR2LVO UtJHyE2FivgAWiS2TuzGEfZ1FDsP+vWYFSxHM5o5Ux4Xa9ikBt85QkjXCTBFjZMdtQgfl7fVHpgP gqQwjhTCt/JwrO7vSlFIN9O7ms6hZbGEfCEQdAh9wblvtLLCr12vKHpXN1gRohxaLgcxx3JreJYk W25FR3FBi16dtGq+zqNFaG7j6/7U1dN8233u6kWb/EoG8fFheXkGFtQS/sLwix/RoYpMtRtJemYQ NnkWvwSEVbpJgcXE4SnJgNUI+fYAvCr5/wvVDwAAAP//AwBQSwECLQAUAAYACAAAACEAtoM4kv4A AADhAQAAEwAAAAAAAAAAAAAAAAAAAAAAW0NvbnRlbnRfVHlwZXNdLnhtbFBLAQItABQABgAIAAAA IQA4/SH/1gAAAJQBAAALAAAAAAAAAAAAAAAAAC8BAABfcmVscy8ucmVsc1BLAQItABQABgAIAAAA IQDEBovH3AEAAKEDAAAOAAAAAAAAAAAAAAAAAC4CAABkcnMvZTJvRG9jLnhtbFBLAQItABQABgAI AAAAIQBz/D/03wAAAAoBAAAPAAAAAAAAAAAAAAAAADYEAABkcnMvZG93bnJldi54bWxQSwUGAAAA AAQABADzAAAAQgUAAAAA " filled="f" stroked="f">
+            <v:shape id="Text Box 20" o:spid="_x0000_s1026" type="#_x0000_t202" style="position:absolute;left:0;text-align:left;margin-left:-.55pt;margin-top:-48.5pt;width:451.85pt;height:80.7pt;z-index:251658243;visibility:visible;mso-wrap-style:square;mso-width-percent:0;mso-height-percent:0;mso-wrap-distance-left:9pt;mso-wrap-distance-top:0;mso-wrap-distance-right:9pt;mso-wrap-distance-bottom:0;mso-position-horizontal:absolute;mso-position-horizontal-relative:margin;mso-position-vertical:absolute;mso-position-vertical-relative:text;mso-width-percent:0;mso-height-percent:0;mso-width-relative:page;mso-height-relative:page;v-text-anchor:top" o:gfxdata="UEsDBBQABgAIAAAAIQC2gziS/gAAAOEBAAATAAAAW0NvbnRlbnRfVHlwZXNdLnhtbJSRQU7DMBBF 90jcwfIWJU67QAgl6YK0S0CoHGBkTxKLZGx5TGhvj5O2G0SRWNoz/78nu9wcxkFMGNg6quQqL6RA 0s5Y6ir5vt9lD1JwBDIwOMJKHpHlpr69KfdHjyxSmriSfYz+USnWPY7AufNIadK6MEJMx9ApD/oD OlTrorhX2lFEilmcO2RdNtjC5xDF9pCuTyYBB5bi6bQ4syoJ3g9WQ0ymaiLzg5KdCXlKLjvcW893 SUOqXwnz5DrgnHtJTxOsQfEKIT7DmDSUCaxw7Rqn8787ZsmRM9e2VmPeBN4uqYvTtW7jvijg9N/y JsXecLq0q+WD6m8AAAD//wMAUEsDBBQABgAIAAAAIQA4/SH/1gAAAJQBAAALAAAAX3JlbHMvLnJl bHOkkMFqwzAMhu+DvYPRfXGawxijTi+j0GvpHsDYimMaW0Yy2fr2M4PBMnrbUb/Q94l/f/hMi1qR JVI2sOt6UJgd+ZiDgffL8ekFlFSbvV0oo4EbChzGx4f9GRdb25HMsYhqlCwG5lrLq9biZkxWOiqY 22YiTra2kYMu1l1tQD30/bPm3wwYN0x18gb45AdQl1tp5j/sFB2T0FQ7R0nTNEV3j6o9feQzro1i OWA14Fm+Q8a1a8+Bvu/d/dMb2JY5uiPbhG/ktn4cqGU/er3pcvwCAAD//wMAUEsDBBQABgAIAAAA IQBLvbs53AEAAKIDAAAOAAAAZHJzL2Uyb0RvYy54bWysU8tu2zAQvBfoPxC815Jc5yVYDtIEKQqk DyDNB1AUKRGVuOyStuR+fZeU47jNreiF4JLU7MzsaH09DT3bKfQGbMWLRc6ZshIaY9uKP32/f3fJ mQ/CNqIHqyq+V55fb96+WY+uVEvooG8UMgKxvhxdxbsQXJllXnZqEH4BTlm61ICDCFRimzUoRkIf +myZ5+fZCNg4BKm8p9O7+ZJvEr7WSoavWnsVWF9x4hbSimmt45pt1qJsUbjOyAMN8Q8sBmEsNT1C 3Ykg2BbNK6jBSAQPOiwkDBlobaRKGkhNkf+l5rETTiUtZI53R5v8/4OVX3aP7huyMH2AiQaYRHj3 APKHZxZuO2FbdYMIY6dEQ42LaFk2Ol8ePo1W+9JHkHr8DA0NWWwDJKBJ4xBdIZ2M0GkA+6PpagpM 0uHZxfvL8xXFRNJdkS9XF2dXqYconz936MNHBQOLm4ojTTXBi92DD5GOKJ+fxG4W7k3fp8n29o8D ehhPEv3IeOYepnqi11FGDc2ehCDMQaFg06YD/MXZSCGpuP+5Fag46z9ZMuOqWK1iqk4LPC3q00JY SVAVD5zN29swJ3Hr0LQddZrtt3BDBmqTpL2wOvCmICTFh9DGpJ3W6dXLr7X5DQAA//8DAFBLAwQU AAYACAAAACEASyeiot4AAAAJAQAADwAAAGRycy9kb3ducmV2LnhtbEyPy07DMBBF90j8gzWV2LVO qpK0IU6FivgASiW2TuzGUe1xFDsP+vUMK1iNRnN059zyuDjLJj2EzqOAdJMA09h41WEr4PL5vt4D C1GiktajFvCtAxyrx4dSFsrP+KGnc2wZhWAopAATY19wHhqjnQwb32uk29UPTkZah5arQc4U7izf JknGneyQPhjZ65PRze08OgHNfXzbn7p6mu/5V14vxj5f0QrxtFpeX4BFvcQ/GH71SR0qcqr9iCow K2CdpkTSPOTUiYBDss2A1QKy3Q54VfL/DaofAAAA//8DAFBLAQItABQABgAIAAAAIQC2gziS/gAA AOEBAAATAAAAAAAAAAAAAAAAAAAAAABbQ29udGVudF9UeXBlc10ueG1sUEsBAi0AFAAGAAgAAAAh ADj9If/WAAAAlAEAAAsAAAAAAAAAAAAAAAAALwEAAF9yZWxzLy5yZWxzUEsBAi0AFAAGAAgAAAAh AEu9uzncAQAAogMAAA4AAAAAAAAAAAAAAAAALgIAAGRycy9lMm9Eb2MueG1sUEsBAi0AFAAGAAgA AAAhAEsnoqLeAAAACQEAAA8AAAAAAAAAAAAAAAAANgQAAGRycy9kb3ducmV2LnhtbFBLBQYAAAAA BAAEAPMAAABBBQAAAAA= " filled="f" stroked="f">
               <v:textbox inset=",7.2pt,,7.2pt">
                 <w:txbxContent>
+                  <w:p>
+                    <w:pPr>
+                      <w:pStyle w:val="SHText"/>
+                      <w:ind w:left="-567" w:right="-46"/>
+                      <w:jc w:val="center"/>
+                      <w:rPr>
+                        <w:rFonts w:ascii="Raleway Medium" w:hAnsi="Raleway Medium"/>
+                        <w:color w:val="2F5496" w:themeColor="accent1" w:themeShade="BF"/>
+                        <w:sz w:val="20"/>
+                        <w:szCs w:val="20"/>
+                      </w:rPr>
+                    </w:pPr>
+                    <w:r>
+                      <w:rPr>
+                        <w:rFonts w:ascii="Raleway Medium" w:hAnsi="Raleway Medium"/>
+                        <w:i/>
+                        <w:color w:val="2F5496" w:themeColor="accent1" w:themeShade="BF"/>
+                        <w:sz w:val="20"/>
+                        <w:szCs w:val="20"/>
+                      </w:rPr>
+                      <w:t>This profile is submitted in confidence and subject to Sheffield Haworth’s standard terms and conditions. A copy of these can be provided upon request.</w:t>
+                    </w:r>
+                  </w:p>
+                  <w:p>
+                    <w:pPr>
+                      <w:tabs>
+                        <w:tab w:val="center" w:pos="4153"/>
+                        <w:tab w:val="right" w:pos="8306"/>
+                      </w:tabs>
+                      <w:overflowPunct w:val="0"/>
+                      <w:autoSpaceDE w:val="0"/>
+                      <w:autoSpaceDN w:val="0"/>
+                      <w:adjustRightInd w:val="0"/>
+                      <w:spacing w:after="0" w:line="240" w:lineRule="auto"/>
+                      <w:ind w:left="-567" w:right="-752"/>
+                      <w:textAlignment w:val="baseline"/>
+                      <w:rPr>
+                        <w:rFonts w:ascii="Raleway" w:hAnsi="Raleway"/>
+                        <w:noProof/>
+                        <w:color w:val="002060"/>
+                        <w:sz w:val="20"/>
+                        <w:szCs w:val="20"/>
+                      </w:rPr>
+                    </w:pPr>
+                  </w:p>
+                  <w:p>
+                    <w:pPr>
+                      <w:tabs>
+                        <w:tab w:val="center" w:pos="4153"/>
+                        <w:tab w:val="right" w:pos="8306"/>
+                      </w:tabs>
+                      <w:overflowPunct w:val="0"/>
+                      <w:autoSpaceDE w:val="0"/>
+                      <w:autoSpaceDN w:val="0"/>
+                      <w:adjustRightInd w:val="0"/>
+                      <w:spacing w:after="0" w:line="240" w:lineRule="auto"/>
+                      <w:ind w:left="-567" w:right="-752"/>
+                      <w:textAlignment w:val="baseline"/>
+                      <w:rPr>
+                        <w:rFonts w:ascii="Raleway" w:hAnsi="Raleway"/>
+                        <w:noProof/>
+                        <w:color w:val="002060"/>
+                        <w:sz w:val="20"/>
+                        <w:szCs w:val="20"/>
+                      </w:rPr>
+                    </w:pPr>
+                  </w:p>
+                  <w:p>
+                    <w:pPr>
+                      <w:tabs>
+                        <w:tab w:val="center" w:pos="4153"/>
+                        <w:tab w:val="right" w:pos="8306"/>
+                      </w:tabs>
+                      <w:overflowPunct w:val="0"/>
+                      <w:autoSpaceDE w:val="0"/>
+                      <w:autoSpaceDN w:val="0"/>
+                      <w:adjustRightInd w:val="0"/>
+                      <w:spacing w:after="0" w:line="240" w:lineRule="auto"/>
+                      <w:ind w:left="-567" w:right="-752"/>
+                      <w:jc w:val="center"/>
+                      <w:textAlignment w:val="baseline"/>
+                      <w:rPr>
+                        <w:rFonts w:ascii="Raleway" w:hAnsi="Raleway"/>
+                        <w:noProof/>
+                        <w:color w:val="002060"/>
+                        <w:sz w:val="20"/>
+                        <w:szCs w:val="20"/>
+                      </w:rPr>
+                    </w:pPr>
+                    <w:r>
+                      <w:rPr>
+                        <w:rFonts w:ascii="Raleway" w:hAnsi="Raleway"/>
+                        <w:noProof/>
+                        <w:color w:val="002060"/>
+                        <w:sz w:val="20"/>
+                        <w:szCs w:val="20"/>
+                      </w:rPr>
+                      <w:t>www.sheffieldhaworth.com</w:t>
+                    </w:r>
+                  </w:p>
                   <w:p>
                     <w:pPr>
                       <w:jc w:val="center"/>
@@ -1667,16 +2075,6 @@
                         <w:szCs w:val="16"/>
                       </w:rPr>
                     </w:pPr>
-                    <w:r>
-                      <w:rPr>
-                        <w:rFonts w:ascii="Raleway Light" w:hAnsi="Raleway Light"/>
-                        <w:i/>
-                        <w:color w:val="595959"/>
-                        <w:sz w:val="16"/>
-                        <w:szCs w:val="16"/>
-                      </w:rPr>
-                      <w:t>This is a private and confidential document prepared by Sheffield Haworth.</w:t>
-                    </w:r>
                   </w:p>
                 </w:txbxContent>
               </v:textbox>
@@ -1738,7 +2136,7 @@
           <wp:extent cx="7552690" cy="4645025"/>
           <wp:effectExtent l="0" t="0" r="0" b="0"/>
           <wp:wrapNone/>
-          <wp:docPr id="102679651" name="Picture 102679651" descr="A black and grey dotted background  Description automatically generated"/>
+          <wp:docPr id="102679651" name="Picture 102679651" descr="A black and grey dotted background&#10;&#10;Description automatically generated"/>
           <wp:cNvGraphicFramePr>
             <a:graphicFrameLocks xmlns:a="http://schemas.openxmlformats.org/drawingml/2006/main" noChangeAspect="1"/>
           </wp:cNvGraphicFramePr>
@@ -1746,7 +2144,7 @@
             <a:graphicData uri="http://schemas.openxmlformats.org/drawingml/2006/picture">
               <pic:pic xmlns:pic="http://schemas.openxmlformats.org/drawingml/2006/picture">
                 <pic:nvPicPr>
-                  <pic:cNvPr id="202" name="Picture 202" descr="A black and grey dotted background  Description automatically generated"/>
+                  <pic:cNvPr id="202" name="Picture 202" descr="A black and grey dotted background&#10;&#10;Description automatically generated"/>
                   <pic:cNvPicPr/>
                 </pic:nvPicPr>
                 <pic:blipFill>
@@ -1806,7 +2204,7 @@
           <wp:extent cx="3222404" cy="653156"/>
           <wp:effectExtent l="0" t="0" r="0" b="0"/>
           <wp:wrapNone/>
-          <wp:docPr id="1199551897" name="Picture 1199551897" descr="Logo  Description automatically generated"/>
+          <wp:docPr id="1199551897" name="Picture 1199551897" descr="Logo&#10;&#10;Description automatically generated"/>
           <wp:cNvGraphicFramePr>
             <a:graphicFrameLocks xmlns:a="http://schemas.openxmlformats.org/drawingml/2006/main" noChangeAspect="1"/>
           </wp:cNvGraphicFramePr>
@@ -1814,7 +2212,7 @@
             <a:graphicData uri="http://schemas.openxmlformats.org/drawingml/2006/picture">
               <pic:pic xmlns:pic="http://schemas.openxmlformats.org/drawingml/2006/picture">
                 <pic:nvPicPr>
-                  <pic:cNvPr id="3" name="Picture 3" descr="Logo  Description automatically generated"/>
+                  <pic:cNvPr id="3" name="Picture 3" descr="Logo&#10;&#10;Description automatically generated"/>
                   <pic:cNvPicPr>
                     <a:picLocks noChangeAspect="1" noChangeArrowheads="1"/>
                   </pic:cNvPicPr>
@@ -1969,7 +2367,7 @@
           <wp:extent cx="7552944" cy="4645152"/>
           <wp:effectExtent l="0" t="0" r="0" b="0"/>
           <wp:wrapNone/>
-          <wp:docPr id="1013411050" name="Picture 1013411050" descr="A black and grey dotted background  Description automatically generated"/>
+          <wp:docPr id="1013411050" name="Picture 1013411050" descr="A black and grey dotted background&#10;&#10;Description automatically generated"/>
           <wp:cNvGraphicFramePr>
             <a:graphicFrameLocks xmlns:a="http://schemas.openxmlformats.org/drawingml/2006/main" noChangeAspect="1"/>
           </wp:cNvGraphicFramePr>
@@ -1977,7 +2375,7 @@
             <a:graphicData uri="http://schemas.openxmlformats.org/drawingml/2006/picture">
               <pic:pic xmlns:pic="http://schemas.openxmlformats.org/drawingml/2006/picture">
                 <pic:nvPicPr>
-                  <pic:cNvPr id="202" name="Picture 202" descr="A black and grey dotted background  Description automatically generated"/>
+                  <pic:cNvPr id="202" name="Picture 202" descr="A black and grey dotted background&#10;&#10;Description automatically generated"/>
                   <pic:cNvPicPr/>
                 </pic:nvPicPr>
                 <pic:blipFill>
@@ -3100,10 +3498,10 @@
   <w:docDefaults>
     <w:rPrDefault>
       <w:rPr>
-        <w:rFonts w:asciiTheme="minorHAnsi" w:eastAsiaTheme="minorHAnsi" w:hAnsiTheme="minorHAnsi" w:cstheme="minorBidi"/>
+        <w:rFonts w:ascii="Raleway" w:hAnsi="Raleway" w:cs="Raleway"/>
         <w:kern w:val="2"/>
-        <w:sz w:val="22"/>
-        <w:szCs w:val="22"/>
+        <w:sz w:val="20"/>
+        <w:szCs w:val="20"/>
         <w:lang w:val="en-US" w:eastAsia="en-US" w:bidi="ar-SA"/>
         <w14:ligatures w14:val="standardContextual"/>
       </w:rPr>
@@ -3494,9 +3892,12 @@
   </w:latentStyles>
   <w:style w:type="paragraph" w:default="1" w:styleId="Normal">
     <w:name w:val="Normal"/>
-    <w:rsid w:val="007F7F3D"/>
-    <w:rPr>
+    <w:qFormat/>
+    <w:rsid w:val="00B82C0D"/>
+    <w:rPr>
+      <w:rFonts w:ascii="Raleway Medium" w:hAnsi="Raleway Medium"/>
       <w:kern w:val="0"/>
+      <w:lang w:val="en-GB"/>
       <w14:ligatures w14:val="none"/>
     </w:rPr>
   </w:style>
@@ -3550,6 +3951,10 @@
       </w:tabs>
       <w:spacing w:after="0" w:line="240" w:lineRule="auto"/>
     </w:pPr>
+    <w:rPr>
+      <w:rFonts w:asciiTheme="minorHAnsi" w:hAnsiTheme="minorHAnsi"/>
+      <w:lang w:val="en-US"/>
+    </w:rPr>
   </w:style>
   <w:style w:type="character" w:customStyle="1" w:styleId="HeaderChar">
     <w:name w:val="Header Char"/>
@@ -3577,6 +3982,10 @@
       </w:tabs>
       <w:spacing w:after="0" w:line="240" w:lineRule="auto"/>
     </w:pPr>
+    <w:rPr>
+      <w:rFonts w:asciiTheme="minorHAnsi" w:hAnsiTheme="minorHAnsi"/>
+      <w:lang w:val="en-US"/>
+    </w:rPr>
   </w:style>
   <w:style w:type="character" w:customStyle="1" w:styleId="FooterChar">
     <w:name w:val="Footer Char"/>
@@ -3603,8 +4012,8 @@
     </w:pPr>
     <w:rPr>
       <w:rFonts w:ascii="Raleway" w:eastAsia="Calibri" w:hAnsi="Raleway" w:cs="Times New Roman"/>
-      <w:color w:val="595959"/>
-      <w:lang w:eastAsia="en-GB"/>
+      <w:color w:val="012249"/>
+      <w:lang w:val="en-US" w:eastAsia="en-GB"/>
     </w:rPr>
   </w:style>
   <w:style w:type="character" w:customStyle="1" w:styleId="42DOC-SPACERChar">
@@ -3613,7 +4022,7 @@
     <w:rsid w:val="00F74192"/>
     <w:rPr>
       <w:rFonts w:ascii="Raleway" w:eastAsia="Calibri" w:hAnsi="Raleway" w:cs="Times New Roman"/>
-      <w:color w:val="595959"/>
+      <w:color w:val="012249"/>
       <w:kern w:val="0"/>
       <w:lang w:eastAsia="en-GB"/>
       <w14:ligatures w14:val="none"/>
@@ -3643,7 +4052,7 @@
       <w:ind w:right="-784"/>
     </w:pPr>
     <w:rPr>
-      <w:rFonts w:ascii="Georgia" w:hAnsi="Georgia"/>
+      <w:rFonts w:ascii="Raleway" w:hAnsi="Raleway"/>
       <w:color w:val="012249"/>
       <w:sz w:val="28"/>
       <w:szCs w:val="28"/>
@@ -3655,7 +4064,7 @@
     <w:link w:val="SmallHeading"/>
     <w:rsid w:val="00F74192"/>
     <w:rPr>
-      <w:rFonts w:ascii="Georgia" w:eastAsia="Calibri" w:hAnsi="Georgia" w:cs="Times New Roman"/>
+      <w:rFonts w:ascii="Raleway" w:eastAsia="Calibri" w:hAnsi="Raleway" w:cs="Raleway"/>
       <w:color w:val="012249"/>
       <w:kern w:val="0"/>
       <w:sz w:val="28"/>
@@ -3669,7 +4078,7 @@
     <w:link w:val="40DOC-HEADING"/>
     <w:rsid w:val="00F74192"/>
     <w:rPr>
-      <w:rFonts w:ascii="Georgia" w:eastAsia="Calibri" w:hAnsi="Georgia" w:cs="Times New Roman"/>
+      <w:rFonts w:ascii="Raleway" w:eastAsia="Calibri" w:hAnsi="Raleway" w:cs="Raleway"/>
       <w:noProof/>
       <w:color w:val="012249"/>
       <w:kern w:val="0"/>
@@ -3696,7 +4105,7 @@
       </w:tabs>
     </w:pPr>
     <w:rPr>
-      <w:rFonts w:ascii="Raleway Medium" w:hAnsi="Raleway Medium"/>
+      <w:rFonts w:ascii="Raleway" w:hAnsi="Raleway"/>
     </w:rPr>
   </w:style>
   <w:style w:type="character" w:customStyle="1" w:styleId="SHTextBoldChar">
@@ -3705,8 +4114,8 @@
     <w:link w:val="SHTextBold"/>
     <w:rsid w:val="00F74192"/>
     <w:rPr>
-      <w:rFonts w:ascii="Raleway Medium" w:eastAsia="Calibri" w:hAnsi="Raleway Medium" w:cs="Times New Roman"/>
-      <w:color w:val="595959"/>
+      <w:rFonts w:ascii="Raleway" w:eastAsia="Calibri" w:hAnsi="Raleway" w:cs="Times New Roman"/>
+      <w:color w:val="012249"/>
       <w:kern w:val="0"/>
       <w:lang w:eastAsia="en-GB"/>
       <w14:ligatures w14:val="none"/>
@@ -3730,10 +4139,10 @@
     <w:rPr>
       <w:rFonts w:ascii="Raleway" w:eastAsia="Calibri" w:hAnsi="Raleway" w:cs="Times New Roman"/>
       <w:noProof/>
-      <w:color w:val="595959"/>
+      <w:color w:val="012249"/>
       <w:sz w:val="21"/>
       <w:szCs w:val="21"/>
-      <w:lang w:eastAsia="en-GB" w:bidi="en-US"/>
+      <w:lang w:val="en-US" w:eastAsia="en-GB" w:bidi="en-US"/>
     </w:rPr>
   </w:style>
   <w:style w:type="paragraph" w:customStyle="1" w:styleId="21A">
@@ -3773,10 +4182,10 @@
     <w:rPr>
       <w:rFonts w:ascii="Raleway" w:eastAsia="Calibri" w:hAnsi="Raleway" w:cs="Times New Roman"/>
       <w:noProof/>
-      <w:color w:val="595959"/>
+      <w:color w:val="012249"/>
       <w:sz w:val="20"/>
       <w:szCs w:val="20"/>
-      <w:lang w:eastAsia="en-GB"/>
+      <w:lang w:val="en-US" w:eastAsia="en-GB"/>
     </w:rPr>
   </w:style>
   <w:style w:type="paragraph" w:customStyle="1" w:styleId="11CV">
@@ -3794,6 +4203,10 @@
       </w:tabs>
       <w:ind w:left="374" w:hanging="288"/>
     </w:pPr>
+    <w:rPr>
+      <w:color w:val="012249"/>
+      <w:rFonts w:ascii="Raleway" w:hAnsi="Raleway" w:cs="Raleway"/>
+    </w:rPr>
   </w:style>
   <w:style w:type="paragraph" w:customStyle="1" w:styleId="12CV">
     <w:name w:val="1.2 CV"/>
@@ -3810,6 +4223,10 @@
       </w:tabs>
       <w:ind w:left="810"/>
     </w:pPr>
+    <w:rPr>
+      <w:color w:val="012249"/>
+      <w:rFonts w:ascii="Raleway" w:hAnsi="Raleway" w:cs="Raleway"/>
+    </w:rPr>
   </w:style>
   <w:style w:type="character" w:customStyle="1" w:styleId="11CVChar">
     <w:name w:val="1.1 CV Char"/>
@@ -3819,7 +4236,7 @@
     <w:rPr>
       <w:rFonts w:ascii="Raleway" w:eastAsia="Calibri" w:hAnsi="Raleway" w:cs="Times New Roman"/>
       <w:noProof/>
-      <w:color w:val="595959"/>
+      <w:color w:val="012249"/>
       <w:kern w:val="0"/>
       <w:sz w:val="20"/>
       <w:szCs w:val="20"/>
@@ -3844,10 +4261,10 @@
     <w:rPr>
       <w:rFonts w:ascii="Raleway" w:eastAsia="Calibri" w:hAnsi="Raleway" w:cs="Times New Roman"/>
       <w:noProof/>
-      <w:color w:val="595959"/>
+      <w:color w:val="012249"/>
       <w:sz w:val="20"/>
       <w:szCs w:val="20"/>
-      <w:lang w:eastAsia="en-GB"/>
+      <w:lang w:val="en-US" w:eastAsia="en-GB"/>
     </w:rPr>
   </w:style>
   <w:style w:type="character" w:customStyle="1" w:styleId="16CV-TITLEChar">
@@ -3857,7 +4274,7 @@
     <w:rPr>
       <w:rFonts w:ascii="Raleway" w:eastAsia="Calibri" w:hAnsi="Raleway" w:cs="Times New Roman"/>
       <w:noProof/>
-      <w:color w:val="595959"/>
+      <w:color w:val="012249"/>
       <w:kern w:val="0"/>
       <w:sz w:val="20"/>
       <w:szCs w:val="20"/>
@@ -3873,7 +4290,7 @@
     <w:rPr>
       <w:rFonts w:ascii="Raleway" w:eastAsia="Calibri" w:hAnsi="Raleway" w:cs="Times New Roman"/>
       <w:noProof/>
-      <w:color w:val="595959"/>
+      <w:color w:val="012249"/>
       <w:kern w:val="0"/>
       <w:sz w:val="20"/>
       <w:szCs w:val="20"/>
@@ -3889,7 +4306,7 @@
     <w:rPr>
       <w:rFonts w:ascii="Raleway" w:eastAsia="Calibri" w:hAnsi="Raleway" w:cs="Times New Roman"/>
       <w:noProof/>
-      <w:color w:val="595959"/>
+      <w:color w:val="012249"/>
       <w:kern w:val="0"/>
       <w:sz w:val="20"/>
       <w:szCs w:val="20"/>
@@ -3912,16 +4329,17 @@
       <w:jc w:val="both"/>
     </w:pPr>
     <w:rPr>
-      <w:rFonts w:ascii="Raleway Medium" w:eastAsia="Calibri" w:hAnsi="Raleway Medium" w:cs="Times New Roman"/>
+      <w:rFonts w:ascii="Raleway" w:eastAsia="Calibri" w:hAnsi="Raleway" w:cs="Times New Roman"/>
       <w:bCs/>
-      <w:color w:val="595959"/>
-      <w:lang w:eastAsia="en-GB"/>
+      <w:color w:val="012249"/>
+      <w:lang w:val="en-US" w:eastAsia="en-GB"/>
     </w:rPr>
   </w:style>
   <w:style w:type="paragraph" w:customStyle="1" w:styleId="SHText">
     <w:name w:val="SH Text"/>
     <w:basedOn w:val="Normal"/>
     <w:link w:val="SHTextChar"/>
+    <w:qFormat/>
     <w:rsid w:val="00F74192"/>
     <w:pPr>
       <w:spacing w:after="0" w:line="240" w:lineRule="auto"/>
@@ -3930,8 +4348,8 @@
     </w:pPr>
     <w:rPr>
       <w:rFonts w:ascii="Raleway" w:eastAsia="Calibri" w:hAnsi="Raleway" w:cs="Times New Roman"/>
-      <w:color w:val="595959"/>
-      <w:lang w:eastAsia="en-GB"/>
+      <w:color w:val="012249"/>
+      <w:lang w:val="en-US" w:eastAsia="en-GB"/>
     </w:rPr>
   </w:style>
   <w:style w:type="character" w:customStyle="1" w:styleId="15CV-COMPANYChar">
@@ -3940,9 +4358,9 @@
     <w:link w:val="15CV-COMPANY"/>
     <w:rsid w:val="00F74192"/>
     <w:rPr>
-      <w:rFonts w:ascii="Raleway Medium" w:eastAsia="Calibri" w:hAnsi="Raleway Medium" w:cs="Times New Roman"/>
+      <w:rFonts w:ascii="Raleway" w:eastAsia="Calibri" w:hAnsi="Raleway" w:cs="Times New Roman"/>
       <w:bCs/>
-      <w:color w:val="595959"/>
+      <w:color w:val="012249"/>
       <w:kern w:val="0"/>
       <w:lang w:val="en-GB" w:eastAsia="en-GB"/>
       <w14:ligatures w14:val="none"/>
@@ -3954,7 +4372,7 @@
     <w:rsid w:val="00F74192"/>
     <w:rPr>
       <w:rFonts w:ascii="Raleway" w:eastAsia="Calibri" w:hAnsi="Raleway" w:cs="Times New Roman"/>
-      <w:color w:val="595959"/>
+      <w:color w:val="012249"/>
       <w:kern w:val="0"/>
       <w:lang w:eastAsia="en-GB"/>
       <w14:ligatures w14:val="none"/>
@@ -3992,13 +4410,13 @@
       <w:ind w:left="-274" w:right="29"/>
     </w:pPr>
     <w:rPr>
-      <w:rFonts w:ascii="Raleway Medium" w:eastAsia="+mn-ea" w:hAnsi="Raleway Medium" w:cs="+mn-cs"/>
+      <w:rFonts w:ascii="Raleway" w:eastAsia="+mn-ea" w:hAnsi="Raleway" w:cs="+mn-cs"/>
       <w:b/>
       <w:bCs/>
       <w:color w:val="012249"/>
       <w:spacing w:val="4"/>
       <w:kern w:val="24"/>
-      <w:lang w:bidi="en-US"/>
+      <w:lang w:val="en-US" w:bidi="en-US"/>
     </w:rPr>
   </w:style>
   <w:style w:type="character" w:customStyle="1" w:styleId="32PDChar">
@@ -4009,7 +4427,7 @@
     <w:rPr>
       <w:rFonts w:ascii="Raleway" w:eastAsia="Calibri" w:hAnsi="Raleway" w:cs="Times New Roman"/>
       <w:noProof/>
-      <w:color w:val="595959"/>
+      <w:color w:val="012249"/>
       <w:kern w:val="0"/>
       <w:sz w:val="20"/>
       <w:szCs w:val="20"/>
@@ -4023,7 +4441,7 @@
     <w:link w:val="27A-SUBHEAD"/>
     <w:rsid w:val="004A2D31"/>
     <w:rPr>
-      <w:rFonts w:ascii="Raleway Medium" w:eastAsia="+mn-ea" w:hAnsi="Raleway Medium" w:cs="+mn-cs"/>
+      <w:rFonts w:ascii="Raleway" w:eastAsia="+mn-ea" w:hAnsi="Raleway" w:cs="+mn-cs"/>
       <w:b/>
       <w:bCs/>
       <w:color w:val="012249"/>
@@ -4043,8 +4461,10 @@
       <w:ind w:left="-270"/>
     </w:pPr>
     <w:rPr>
-      <w:sz w:val="18"/>
-      <w:szCs w:val="18"/>
+      <w:color w:val="012249"/>
+      <w:rFonts w:ascii="Raleway" w:hAnsi="Raleway" w:cs="Raleway"/>
+      <w:sz w:val="20"/>
+      <w:szCs w:val="20"/>
     </w:rPr>
   </w:style>
   <w:style w:type="character" w:customStyle="1" w:styleId="14CV-BODYChar">
@@ -4054,7 +4474,7 @@
     <w:rsid w:val="0094139E"/>
     <w:rPr>
       <w:rFonts w:ascii="Raleway" w:eastAsia="Calibri" w:hAnsi="Raleway" w:cs="Times New Roman"/>
-      <w:color w:val="595959"/>
+      <w:color w:val="012249"/>
       <w:kern w:val="0"/>
       <w:sz w:val="18"/>
       <w:szCs w:val="18"/>
@@ -4081,7 +4501,7 @@
     <w:rPr>
       <w:rFonts w:ascii="Raleway" w:eastAsia="Calibri" w:hAnsi="Raleway" w:cs="Times New Roman"/>
       <w:noProof/>
-      <w:color w:val="595959"/>
+      <w:color w:val="012249"/>
       <w:kern w:val="0"/>
       <w:sz w:val="20"/>
       <w:szCs w:val="20"/>
@@ -4112,7 +4532,7 @@
     <w:rPr>
       <w:rFonts w:ascii="Raleway" w:eastAsia="Calibri" w:hAnsi="Raleway" w:cs="Times New Roman"/>
       <w:noProof/>
-      <w:color w:val="595959"/>
+      <w:color w:val="012249"/>
       <w:kern w:val="0"/>
       <w:sz w:val="20"/>
       <w:szCs w:val="20"/>
@@ -4129,6 +4549,10 @@
     <w:pPr>
       <w:ind w:left="1080" w:hanging="288"/>
     </w:pPr>
+    <w:rPr>
+      <w:color w:val="012249"/>
+      <w:rFonts w:ascii="Raleway" w:hAnsi="Raleway" w:cs="Raleway"/>
+    </w:rPr>
   </w:style>
   <w:style w:type="character" w:customStyle="1" w:styleId="13CVChar">
     <w:name w:val="1.3 CV Char"/>
@@ -4138,7 +4562,7 @@
     <w:rPr>
       <w:rFonts w:ascii="Raleway" w:eastAsia="Calibri" w:hAnsi="Raleway" w:cs="Times New Roman"/>
       <w:noProof/>
-      <w:color w:val="595959"/>
+      <w:color w:val="012249"/>
       <w:kern w:val="0"/>
       <w:sz w:val="20"/>
       <w:szCs w:val="20"/>
@@ -4172,7 +4596,7 @@
     <w:rPr>
       <w:rFonts w:ascii="Raleway" w:eastAsia="Calibri" w:hAnsi="Raleway" w:cs="Times New Roman"/>
       <w:noProof/>
-      <w:color w:val="595959"/>
+      <w:color w:val="012249"/>
       <w:kern w:val="0"/>
       <w:sz w:val="21"/>
       <w:szCs w:val="21"/>
@@ -4195,7 +4619,7 @@
     <w:rPr>
       <w:rFonts w:ascii="Raleway" w:eastAsia="Calibri" w:hAnsi="Raleway" w:cs="Times New Roman"/>
       <w:noProof/>
-      <w:color w:val="595959"/>
+      <w:color w:val="012249"/>
       <w:kern w:val="0"/>
       <w:sz w:val="20"/>
       <w:szCs w:val="20"/>
@@ -4221,7 +4645,7 @@
     <w:rPr>
       <w:rFonts w:ascii="Raleway" w:eastAsia="Calibri" w:hAnsi="Raleway" w:cs="Times New Roman"/>
       <w:noProof/>
-      <w:color w:val="595959"/>
+      <w:color w:val="012249"/>
       <w:kern w:val="0"/>
       <w:sz w:val="21"/>
       <w:szCs w:val="21"/>
@@ -4237,7 +4661,7 @@
     <w:rPr>
       <w:rFonts w:ascii="Raleway" w:eastAsia="Calibri" w:hAnsi="Raleway" w:cs="Times New Roman"/>
       <w:noProof/>
-      <w:color w:val="595959"/>
+      <w:color w:val="012249"/>
       <w:kern w:val="0"/>
       <w:sz w:val="21"/>
       <w:szCs w:val="21"/>
@@ -4265,7 +4689,7 @@
     <w:rPr>
       <w:rFonts w:ascii="Raleway" w:eastAsia="Calibri" w:hAnsi="Raleway" w:cs="Times New Roman"/>
       <w:noProof/>
-      <w:color w:val="595959"/>
+      <w:color w:val="012249"/>
       <w:kern w:val="0"/>
       <w:sz w:val="21"/>
       <w:szCs w:val="21"/>
@@ -4294,7 +4718,7 @@
     <w:rPr>
       <w:rFonts w:ascii="Raleway" w:eastAsia="Calibri" w:hAnsi="Raleway" w:cs="Times New Roman"/>
       <w:noProof/>
-      <w:color w:val="595959"/>
+      <w:color w:val="012249"/>
       <w:kern w:val="0"/>
       <w:sz w:val="21"/>
       <w:szCs w:val="21"/>
@@ -4323,7 +4747,7 @@
     <w:link w:val="41DOC-CLIENTJOB"/>
     <w:rsid w:val="00524182"/>
     <w:rPr>
-      <w:rFonts w:ascii="Georgia" w:eastAsia="Calibri" w:hAnsi="Georgia" w:cs="Times New Roman"/>
+      <w:rFonts w:ascii="Raleway" w:eastAsia="Calibri" w:hAnsi="Raleway" w:cs="Raleway"/>
       <w:color w:val="012249"/>
       <w:kern w:val="0"/>
       <w:sz w:val="29"/>
@@ -4347,8 +4771,8 @@
     <w:rPr>
       <w:rFonts w:ascii="Raleway" w:eastAsia="Calibri" w:hAnsi="Raleway" w:cs="Times New Roman"/>
       <w:noProof/>
-      <w:color w:val="595959"/>
-      <w:lang w:eastAsia="en-GB"/>
+      <w:color w:val="012249"/>
+      <w:lang w:val="en-US" w:eastAsia="en-GB"/>
     </w:rPr>
   </w:style>
   <w:style w:type="paragraph" w:customStyle="1" w:styleId="SHHeading">
@@ -4370,7 +4794,7 @@
     <w:link w:val="SHHeading"/>
     <w:rsid w:val="00EE5326"/>
     <w:rPr>
-      <w:rFonts w:ascii="Georgia" w:eastAsia="Calibri" w:hAnsi="Georgia" w:cs="Times New Roman"/>
+      <w:rFonts w:ascii="Raleway" w:eastAsia="Calibri" w:hAnsi="Raleway" w:cs="Raleway"/>
       <w:noProof/>
       <w:color w:val="012249"/>
       <w:kern w:val="0"/>
@@ -4394,10 +4818,10 @@
     <w:rPr>
       <w:rFonts w:ascii="Raleway" w:eastAsia="Calibri" w:hAnsi="Raleway" w:cs="Times New Roman"/>
       <w:noProof/>
-      <w:color w:val="595959"/>
+      <w:color w:val="012249"/>
       <w:sz w:val="20"/>
       <w:szCs w:val="20"/>
-      <w:lang w:val="en-GB" w:eastAsia="en-GB"/>
+      <w:lang w:eastAsia="en-GB"/>
     </w:rPr>
   </w:style>
   <w:style w:type="paragraph" w:customStyle="1" w:styleId="2CV">
@@ -4411,6 +4835,10 @@
         <w:numId w:val="4"/>
       </w:numPr>
     </w:pPr>
+    <w:rPr>
+      <w:color w:val="012249"/>
+      <w:rFonts w:ascii="Raleway" w:hAnsi="Raleway" w:cs="Raleway"/>
+    </w:rPr>
   </w:style>
   <w:style w:type="paragraph" w:customStyle="1" w:styleId="3CV">
     <w:name w:val="3 CV"/>
@@ -4418,6 +4846,10 @@
     <w:link w:val="3CVChar"/>
     <w:qFormat/>
     <w:rsid w:val="00D20C3A"/>
+    <w:rPr>
+      <w:color w:val="012249"/>
+      <w:rFonts w:ascii="Raleway" w:hAnsi="Raleway" w:cs="Raleway"/>
+    </w:rPr>
   </w:style>
   <w:style w:type="character" w:customStyle="1" w:styleId="2CVChar">
     <w:name w:val="2 CV Char"/>
@@ -4427,7 +4859,7 @@
     <w:rPr>
       <w:rFonts w:ascii="Raleway" w:eastAsia="Calibri" w:hAnsi="Raleway" w:cs="Times New Roman"/>
       <w:noProof/>
-      <w:color w:val="595959"/>
+      <w:color w:val="012249"/>
       <w:kern w:val="0"/>
       <w:sz w:val="20"/>
       <w:szCs w:val="20"/>
@@ -4452,10 +4884,10 @@
     <w:rPr>
       <w:rFonts w:ascii="Raleway" w:eastAsia="Calibri" w:hAnsi="Raleway" w:cs="Times New Roman"/>
       <w:noProof/>
-      <w:color w:val="595959"/>
+      <w:color w:val="012249"/>
       <w:sz w:val="20"/>
       <w:szCs w:val="20"/>
-      <w:lang w:val="en-GB" w:eastAsia="en-GB"/>
+      <w:lang w:eastAsia="en-GB"/>
     </w:rPr>
   </w:style>
   <w:style w:type="character" w:customStyle="1" w:styleId="JOBTITLEChar">
@@ -4465,7 +4897,7 @@
     <w:rPr>
       <w:rFonts w:ascii="Raleway" w:eastAsia="Calibri" w:hAnsi="Raleway" w:cs="Times New Roman"/>
       <w:noProof/>
-      <w:color w:val="595959"/>
+      <w:color w:val="012249"/>
       <w:kern w:val="0"/>
       <w:sz w:val="20"/>
       <w:szCs w:val="20"/>
@@ -4481,7 +4913,7 @@
     <w:rPr>
       <w:rFonts w:ascii="Raleway" w:eastAsia="Calibri" w:hAnsi="Raleway" w:cs="Times New Roman"/>
       <w:noProof/>
-      <w:color w:val="595959"/>
+      <w:color w:val="012249"/>
       <w:kern w:val="0"/>
       <w:sz w:val="20"/>
       <w:szCs w:val="20"/>
@@ -4497,7 +4929,7 @@
     <w:rPr>
       <w:rFonts w:ascii="Raleway" w:eastAsia="Calibri" w:hAnsi="Raleway" w:cs="Times New Roman"/>
       <w:noProof/>
-      <w:color w:val="595959"/>
+      <w:color w:val="012249"/>
       <w:kern w:val="0"/>
       <w:sz w:val="20"/>
       <w:szCs w:val="20"/>
@@ -4520,10 +4952,10 @@
       <w:jc w:val="both"/>
     </w:pPr>
     <w:rPr>
-      <w:rFonts w:ascii="Raleway Medium" w:eastAsia="Calibri" w:hAnsi="Raleway Medium" w:cs="Times New Roman"/>
+      <w:rFonts w:ascii="Raleway" w:eastAsia="Calibri" w:hAnsi="Raleway" w:cs="Times New Roman"/>
       <w:bCs/>
-      <w:color w:val="595959"/>
-      <w:lang w:val="en-GB" w:eastAsia="en-GB"/>
+      <w:color w:val="012249"/>
+      <w:lang w:eastAsia="en-GB"/>
     </w:rPr>
   </w:style>
   <w:style w:type="character" w:customStyle="1" w:styleId="COMPANYTITLEChar">
@@ -4532,9 +4964,9 @@
     <w:link w:val="COMPANYTITLE"/>
     <w:rsid w:val="00D20C3A"/>
     <w:rPr>
-      <w:rFonts w:ascii="Raleway Medium" w:eastAsia="Calibri" w:hAnsi="Raleway Medium" w:cs="Times New Roman"/>
+      <w:rFonts w:ascii="Raleway" w:eastAsia="Calibri" w:hAnsi="Raleway" w:cs="Times New Roman"/>
       <w:bCs/>
-      <w:color w:val="595959"/>
+      <w:color w:val="012249"/>
       <w:kern w:val="0"/>
       <w:lang w:val="en-GB" w:eastAsia="en-GB"/>
       <w14:ligatures w14:val="none"/>
@@ -4839,6 +5271,15 @@
 </file>
 
 <file path=customXml/item1.xml><?xml version="1.0" encoding="utf-8"?>
+<?mso-contentType ?>
+<FormTemplates xmlns="http://schemas.microsoft.com/sharepoint/v3/contenttype/forms">
+  <Display>DocumentLibraryForm</Display>
+  <Edit>DocumentLibraryForm</Edit>
+  <New>DocumentLibraryForm</New>
+</FormTemplates>
+</file>
+
+<file path=customXml/item2.xml><?xml version="1.0" encoding="utf-8"?>
 <ct:contentTypeSchema xmlns:ct="http://schemas.microsoft.com/office/2006/metadata/contentType" xmlns:ma="http://schemas.microsoft.com/office/2006/metadata/properties/metaAttributes" ct:_="" ma:_="" ma:contentTypeName="Document" ma:contentTypeID="0x0101008F53A95BB45A1943AAE590E5142CE3F5" ma:contentTypeVersion="23" ma:contentTypeDescription="Create a new document." ma:contentTypeScope="" ma:versionID="d48639c435e92db2ae0c5523832ef200">
   <xsd:schema xmlns:xsd="http://www.w3.org/2001/XMLSchema" xmlns:xs="http://www.w3.org/2001/XMLSchema" xmlns:p="http://schemas.microsoft.com/office/2006/metadata/properties" xmlns:ns2="8fe6d124-157e-4db3-accf-90154e53f67d" xmlns:ns3="73926186-4678-4be0-9959-e45b63b3b802" targetNamespace="http://schemas.microsoft.com/office/2006/metadata/properties" ma:root="true" ma:fieldsID="d7d563db477a324b4802383da70580ec" ns2:_="" ns3:_="">
     <xsd:import namespace="8fe6d124-157e-4db3-accf-90154e53f67d"/>
@@ -5093,15 +5534,6 @@
 </ct:contentTypeSchema>
 </file>
 
-<file path=customXml/item2.xml><?xml version="1.0" encoding="utf-8"?>
-<?mso-contentType ?>
-<FormTemplates xmlns="http://schemas.microsoft.com/sharepoint/v3/contenttype/forms">
-  <Display>DocumentLibraryForm</Display>
-  <Edit>DocumentLibraryForm</Edit>
-  <New>DocumentLibraryForm</New>
-</FormTemplates>
-</file>
-
 <file path=customXml/item3.xml><?xml version="1.0" encoding="utf-8"?>
 <p:properties xmlns:p="http://schemas.microsoft.com/office/2006/metadata/properties" xmlns:xsi="http://www.w3.org/2001/XMLSchema-instance" xmlns:pc="http://schemas.microsoft.com/office/infopath/2007/PartnerControls">
   <documentManagement>
@@ -5113,7 +5545,19 @@
 </p:properties>
 </file>
 
+<file path=customXml/item4.xml><?xml version="1.0" encoding="utf-8"?>
+<b:Sources xmlns:b="http://schemas.openxmlformats.org/officeDocument/2006/bibliography" xmlns="http://schemas.openxmlformats.org/officeDocument/2006/bibliography" SelectedStyle="\APASixthEditionOfficeOnline.xsl" StyleName="APA" Version="6"/>
+</file>
+
 <file path=customXml/itemProps1.xml><?xml version="1.0" encoding="utf-8"?>
+<ds:datastoreItem xmlns:ds="http://schemas.openxmlformats.org/officeDocument/2006/customXml" ds:itemID="{EDFF1A19-CF3B-453B-90DD-8DB6098673CA}">
+  <ds:schemaRefs>
+    <ds:schemaRef ds:uri="http://schemas.microsoft.com/sharepoint/v3/contenttype/forms"/>
+  </ds:schemaRefs>
+</ds:datastoreItem>
+</file>
+
+<file path=customXml/itemProps2.xml><?xml version="1.0" encoding="utf-8"?>
 <ds:datastoreItem xmlns:ds="http://schemas.openxmlformats.org/officeDocument/2006/customXml" ds:itemID="{6DDEEE11-79A6-4574-8641-1A9991B5F3DC}">
   <ds:schemaRefs>
     <ds:schemaRef ds:uri="http://schemas.microsoft.com/office/2006/metadata/contentType"/>
@@ -5132,14 +5576,6 @@
 </ds:datastoreItem>
 </file>
 
-<file path=customXml/itemProps2.xml><?xml version="1.0" encoding="utf-8"?>
-<ds:datastoreItem xmlns:ds="http://schemas.openxmlformats.org/officeDocument/2006/customXml" ds:itemID="{EDFF1A19-CF3B-453B-90DD-8DB6098673CA}">
-  <ds:schemaRefs>
-    <ds:schemaRef ds:uri="http://schemas.microsoft.com/sharepoint/v3/contenttype/forms"/>
-  </ds:schemaRefs>
-</ds:datastoreItem>
-</file>
-
 <file path=customXml/itemProps3.xml><?xml version="1.0" encoding="utf-8"?>
 <ds:datastoreItem xmlns:ds="http://schemas.openxmlformats.org/officeDocument/2006/customXml" ds:itemID="{E4E54A23-4D67-4EFB-8AAD-5B381D58AD88}">
   <ds:schemaRefs>
@@ -5149,4 +5585,12 @@
     <ds:schemaRef ds:uri="73926186-4678-4be0-9959-e45b63b3b802"/>
   </ds:schemaRefs>
 </ds:datastoreItem>
+</file>
+
+<file path=customXml/itemProps4.xml><?xml version="1.0" encoding="utf-8"?>
+<ds:datastoreItem xmlns:ds="http://schemas.openxmlformats.org/officeDocument/2006/customXml" ds:itemID="{2CBC664D-C033-46E0-837E-5F0B5433B25D}">
+  <ds:schemaRefs>
+    <ds:schemaRef ds:uri="http://schemas.openxmlformats.org/officeDocument/2006/bibliography"/>
+  </ds:schemaRefs>
+</ds:datastoreItem>
 </file>
--- a/templates/SH_Global_Career_Summary_WAM_US.docx
+++ b/templates/SH_Global_Career_Summary_WAM_US.docx
@@ -2356,18 +2356,18 @@
         <w:noProof/>
       </w:rPr>
       <w:drawing>
-        <wp:anchor distT="0" distB="0" distL="114300" distR="114300" simplePos="0" relativeHeight="251658241" behindDoc="1" locked="0" layoutInCell="1" allowOverlap="1" wp14:anchorId="32303412" wp14:editId="7E4A6B48">
+        <wp:anchor distT="0" distB="0" distL="114300" distR="114300" simplePos="0" relativeHeight="251664390" behindDoc="1" locked="0" layoutInCell="1" allowOverlap="1" wp14:anchorId="6B401B5E" wp14:editId="6D51C02B">
           <wp:simplePos x="0" y="0"/>
           <wp:positionH relativeFrom="page">
-            <wp:posOffset>6432</wp:posOffset>
+            <wp:posOffset>-1686143</wp:posOffset>
           </wp:positionH>
           <wp:positionV relativeFrom="paragraph">
-            <wp:posOffset>-665480</wp:posOffset>
+            <wp:posOffset>-7401320</wp:posOffset>
           </wp:positionV>
-          <wp:extent cx="7552944" cy="4645152"/>
-          <wp:effectExtent l="0" t="0" r="0" b="0"/>
+          <wp:extent cx="15530830" cy="14559280"/>
+          <wp:effectExtent l="2876550" t="0" r="2757170" b="0"/>
           <wp:wrapNone/>
-          <wp:docPr id="1013411050" name="Picture 1013411050" descr="A black and grey dotted background&#10;&#10;Description automatically generated"/>
+          <wp:docPr id="1602962012" name="Picture 1602962012"/>
           <wp:cNvGraphicFramePr>
             <a:graphicFrameLocks xmlns:a="http://schemas.openxmlformats.org/drawingml/2006/main" noChangeAspect="1"/>
           </wp:cNvGraphicFramePr>
@@ -2375,19 +2375,12 @@
             <a:graphicData uri="http://schemas.openxmlformats.org/drawingml/2006/picture">
               <pic:pic xmlns:pic="http://schemas.openxmlformats.org/drawingml/2006/picture">
                 <pic:nvPicPr>
-                  <pic:cNvPr id="202" name="Picture 202" descr="A black and grey dotted background&#10;&#10;Description automatically generated"/>
+                  <pic:cNvPr id="65" name="Picture 65"/>
                   <pic:cNvPicPr/>
                 </pic:nvPicPr>
                 <pic:blipFill>
                   <a:blip r:embed="rId1">
-                    <a:duotone>
-                      <a:prstClr val="black"/>
-                      <a:schemeClr val="accent3">
-                        <a:tint val="45000"/>
-                        <a:satMod val="400000"/>
-                      </a:schemeClr>
-                    </a:duotone>
-                    <a:alphaModFix amt="70000"/>
+                    <a:alphaModFix amt="11000"/>
                     <a:extLst>
                       <a:ext uri="{28A0092B-C50C-407E-A947-70E740481C1C}">
                         <a14:useLocalDpi xmlns:a14="http://schemas.microsoft.com/office/drawing/2010/main" val="0"/>
@@ -2399,9 +2392,9 @@
                   </a:stretch>
                 </pic:blipFill>
                 <pic:spPr>
-                  <a:xfrm rot="10800000">
+                  <a:xfrm rot="19219161">
                     <a:off x="0" y="0"/>
-                    <a:ext cx="7552944" cy="4645152"/>
+                    <a:ext cx="15530830" cy="14559280"/>
                   </a:xfrm>
                   <a:prstGeom prst="rect">
                     <a:avLst/>
@@ -2410,10 +2403,10 @@
               </pic:pic>
             </a:graphicData>
           </a:graphic>
-          <wp14:sizeRelH relativeFrom="page">
+          <wp14:sizeRelH relativeFrom="margin">
             <wp14:pctWidth>0</wp14:pctWidth>
           </wp14:sizeRelH>
-          <wp14:sizeRelV relativeFrom="page">
+          <wp14:sizeRelV relativeFrom="margin">
             <wp14:pctHeight>0</wp14:pctHeight>
           </wp14:sizeRelV>
         </wp:anchor>
@@ -2421,10 +2414,94 @@
     </w:r>
     <w:r>
       <w:rPr>
+        <w:noProof/>
+      </w:rPr>
+      <w:drawing>
+        <wp:anchor distT="0" distB="0" distL="114300" distR="114300" simplePos="0" relativeHeight="251665414" behindDoc="0" locked="0" layoutInCell="1" allowOverlap="1" wp14:anchorId="2648CD27" wp14:editId="4E6021FA">
+          <wp:simplePos x="0" y="0"/>
+          <wp:positionH relativeFrom="margin">
+            <wp:posOffset>1550035</wp:posOffset>
+          </wp:positionH>
+          <wp:positionV relativeFrom="paragraph">
+            <wp:posOffset>-252839</wp:posOffset>
+          </wp:positionV>
+          <wp:extent cx="2548255" cy="438785"/>
+          <wp:effectExtent l="0" t="0" r="4445" b="0"/>
+          <wp:wrapNone/>
+          <wp:docPr id="316885892" name="Picture 316885892" descr="Logo  Description automatically generated"/>
+          <wp:cNvGraphicFramePr>
+            <a:graphicFrameLocks xmlns:a="http://schemas.openxmlformats.org/drawingml/2006/main" noChangeAspect="1"/>
+          </wp:cNvGraphicFramePr>
+          <a:graphic xmlns:a="http://schemas.openxmlformats.org/drawingml/2006/main">
+            <a:graphicData uri="http://schemas.openxmlformats.org/drawingml/2006/picture">
+              <pic:pic xmlns:pic="http://schemas.openxmlformats.org/drawingml/2006/picture">
+                <pic:nvPicPr>
+                  <pic:cNvPr id="1" name="Picture 1" descr="Logo  Description automatically generated"/>
+                  <pic:cNvPicPr/>
+                </pic:nvPicPr>
+                <pic:blipFill>
+                  <a:blip r:embed="rId2">
+                    <a:extLst>
+                      <a:ext uri="{28A0092B-C50C-407E-A947-70E740481C1C}">
+                        <a14:useLocalDpi xmlns:a14="http://schemas.microsoft.com/office/drawing/2010/main" val="0"/>
+                      </a:ext>
+                    </a:extLst>
+                  </a:blip>
+                  <a:stretch>
+                    <a:fillRect/>
+                  </a:stretch>
+                </pic:blipFill>
+                <pic:spPr>
+                  <a:xfrm>
+                    <a:off x="0" y="0"/>
+                    <a:ext cx="2548255" cy="438785"/>
+                  </a:xfrm>
+                  <a:prstGeom prst="rect">
+                    <a:avLst/>
+                  </a:prstGeom>
+                </pic:spPr>
+              </pic:pic>
+            </a:graphicData>
+          </a:graphic>
+          <wp14:sizeRelH relativeFrom="margin">
+            <wp14:pctWidth>0</wp14:pctWidth>
+          </wp14:sizeRelH>
+          <wp14:sizeRelV relativeFrom="margin">
+            <wp14:pctHeight>0</wp14:pctHeight>
+          </wp14:sizeRelV>
+        </wp:anchor>
+      </w:drawing>
+    </w:r>
+  </w:p>
+  <w:p>
+    <w:pPr>
+      <w:pStyle w:val="SmallHeading"/>
+      <w:ind w:right="-514"/>
+      <w:jc w:val="right"/>
+      <w:rPr>
         <w:sz w:val="29"/>
         <w:szCs w:val="29"/>
       </w:rPr>
-      <w:t>Candidate Name</w:t>
+    </w:pPr>
+  </w:p>
+  <w:p>
+    <w:pPr>
+      <w:pStyle w:val="SmallHeading"/>
+      <w:ind w:right="-514"/>
+      <w:jc w:val="right"/>
+      <w:rPr>
+        <w:rFonts w:ascii="Raleway" w:hAnsi="Raleway"/>
+        <w:sz w:val="29"/>
+        <w:szCs w:val="29"/>
+      </w:rPr>
+    </w:pPr>
+    <w:r>
+      <w:rPr>
+        <w:rFonts w:ascii="Raleway" w:hAnsi="Raleway"/>
+        <w:sz w:val="29"/>
+        <w:szCs w:val="29"/>
+      </w:rPr>
+      <w:t>{{CANDIDATE_NAME}}</w:t>
     </w:r>
   </w:p>
   <w:p>
